--- a/assets/威思瑞/威思瑞综合问答文档.docx
+++ b/assets/威思瑞/威思瑞综合问答文档.docx
@@ -258,1323 +258,1402 @@
           <w:szCs w:val="24"/>
           <w:lang w:val="en-US" w:eastAsia="zh-CN" w:bidi="ar-SA"/>
         </w:rPr>
-        <w:t>答：威思瑞是专注前沿人工智能服务的创新型企业，定位为别墅垂直+水平智能交通领航者，致力于构建别墅AI机器人服务生态。核心业务涵盖AI多模态模型智选、行业Agent定制开发、分布式算力魔盒，主打别墅电梯及别墅全场景智能化研发、落地，同时提供AI+SAAS整体解决方案。</w:t>
-      </w:r>
-    </w:p>
-    <w:p>
-      <w:pPr>
-        <w:keepNext w:val="0"/>
-        <w:keepLines w:val="0"/>
-        <w:widowControl/>
-        <w:numPr>
-          <w:ilvl w:val="0"/>
-          <w:numId w:val="1"/>
-        </w:numPr>
-        <w:suppressLineNumbers w:val="0"/>
-        <w:pBdr>
-          <w:top w:val="none" w:color="auto" w:sz="0" w:space="0"/>
-          <w:left w:val="none" w:color="auto" w:sz="0" w:space="0"/>
-          <w:bottom w:val="none" w:color="auto" w:sz="0" w:space="0"/>
-          <w:right w:val="none" w:color="auto" w:sz="0" w:space="0"/>
-        </w:pBdr>
-        <w:spacing w:before="0" w:beforeAutospacing="0" w:after="0" w:afterAutospacing="0" w:line="360" w:lineRule="atLeast"/>
-        <w:ind w:left="-60" w:leftChars="-200" w:right="0" w:rightChars="0" w:hanging="360" w:firstLineChars="0"/>
-        <w:jc w:val="left"/>
-        <w:rPr>
-          <w:rFonts w:asciiTheme="minorHAnsi" w:hAnsiTheme="minorHAnsi" w:eastAsiaTheme="minorEastAsia" w:cstheme="minorBidi"/>
-          <w:color w:val="1F2329"/>
-          <w:kern w:val="2"/>
-          <w:sz w:val="24"/>
-          <w:szCs w:val="24"/>
-          <w:lang w:val="en-US" w:eastAsia="zh-CN" w:bidi="ar-SA"/>
-        </w:rPr>
-      </w:pPr>
-      <w:r>
-        <w:rPr>
-          <w:rFonts w:asciiTheme="minorHAnsi" w:hAnsiTheme="minorHAnsi" w:eastAsiaTheme="minorEastAsia" w:cstheme="minorBidi"/>
-          <w:b/>
-          <w:bCs/>
-          <w:color w:val="1F2329"/>
-          <w:kern w:val="2"/>
-          <w:sz w:val="24"/>
-          <w:szCs w:val="24"/>
-          <w:lang w:val="en-US" w:eastAsia="zh-CN" w:bidi="ar-SA"/>
-        </w:rPr>
-        <w:t>问：威思瑞公司的主要产品有哪些？</w:t>
-      </w:r>
-    </w:p>
-    <w:p>
-      <w:pPr>
-        <w:keepNext w:val="0"/>
-        <w:keepLines w:val="0"/>
-        <w:widowControl/>
-        <w:numPr>
-          <w:numId w:val="0"/>
-        </w:numPr>
-        <w:suppressLineNumbers w:val="0"/>
-        <w:pBdr>
-          <w:top w:val="none" w:color="auto" w:sz="0" w:space="0"/>
-          <w:left w:val="none" w:color="auto" w:sz="0" w:space="0"/>
-          <w:bottom w:val="none" w:color="auto" w:sz="0" w:space="0"/>
-          <w:right w:val="none" w:color="auto" w:sz="0" w:space="0"/>
-        </w:pBdr>
-        <w:spacing w:before="0" w:beforeAutospacing="0" w:after="0" w:afterAutospacing="0" w:line="360" w:lineRule="atLeast"/>
-        <w:ind w:leftChars="-400" w:right="0" w:rightChars="0"/>
-        <w:jc w:val="left"/>
-        <w:rPr>
-          <w:rFonts w:asciiTheme="minorHAnsi" w:hAnsiTheme="minorHAnsi" w:eastAsiaTheme="minorEastAsia" w:cstheme="minorBidi"/>
-          <w:color w:val="1F2329"/>
-          <w:kern w:val="2"/>
-          <w:sz w:val="24"/>
-          <w:szCs w:val="24"/>
-          <w:lang w:val="en-US" w:eastAsia="zh-CN" w:bidi="ar-SA"/>
-        </w:rPr>
-      </w:pPr>
-      <w:r>
-        <w:rPr>
-          <w:rFonts w:asciiTheme="minorHAnsi" w:hAnsiTheme="minorHAnsi" w:eastAsiaTheme="minorEastAsia" w:cstheme="minorBidi"/>
-          <w:b/>
-          <w:bCs/>
-          <w:color w:val="1F2329"/>
-          <w:kern w:val="2"/>
-          <w:sz w:val="24"/>
-          <w:szCs w:val="24"/>
-          <w:lang w:val="en-US" w:eastAsia="zh-CN" w:bidi="ar-SA"/>
-        </w:rPr>
-        <w:t>答：主要产品为别墅电梯智能体、别墅机器人智能体，搭配三大自研芯片、智屏系列终端、智控、智音、智眼、智探、智航等技术产品，同时配套完整SAAS管理系统。</w:t>
-      </w:r>
-    </w:p>
-    <w:p>
-      <w:pPr>
-        <w:keepNext w:val="0"/>
-        <w:keepLines w:val="0"/>
-        <w:widowControl/>
-        <w:numPr>
-          <w:ilvl w:val="0"/>
-          <w:numId w:val="1"/>
-        </w:numPr>
-        <w:suppressLineNumbers w:val="0"/>
-        <w:pBdr>
-          <w:top w:val="none" w:color="auto" w:sz="0" w:space="0"/>
-          <w:left w:val="none" w:color="auto" w:sz="0" w:space="0"/>
-          <w:bottom w:val="none" w:color="auto" w:sz="0" w:space="0"/>
-          <w:right w:val="none" w:color="auto" w:sz="0" w:space="0"/>
-        </w:pBdr>
-        <w:spacing w:before="0" w:beforeAutospacing="0" w:after="0" w:afterAutospacing="0" w:line="360" w:lineRule="atLeast"/>
-        <w:ind w:left="-60" w:leftChars="-200" w:right="0" w:rightChars="0" w:hanging="360" w:firstLineChars="0"/>
-        <w:jc w:val="left"/>
-        <w:rPr>
-          <w:rFonts w:asciiTheme="minorHAnsi" w:hAnsiTheme="minorHAnsi" w:eastAsiaTheme="minorEastAsia" w:cstheme="minorBidi"/>
-          <w:color w:val="1F2329"/>
-          <w:kern w:val="2"/>
-          <w:sz w:val="24"/>
-          <w:szCs w:val="24"/>
-          <w:lang w:val="en-US" w:eastAsia="zh-CN" w:bidi="ar-SA"/>
-        </w:rPr>
-      </w:pPr>
-      <w:r>
-        <w:rPr>
-          <w:rFonts w:asciiTheme="minorHAnsi" w:hAnsiTheme="minorHAnsi" w:eastAsiaTheme="minorEastAsia" w:cstheme="minorBidi"/>
-          <w:b/>
-          <w:bCs/>
-          <w:color w:val="1F2329"/>
-          <w:kern w:val="2"/>
-          <w:sz w:val="24"/>
-          <w:szCs w:val="24"/>
-          <w:lang w:val="en-US" w:eastAsia="zh-CN" w:bidi="ar-SA"/>
-        </w:rPr>
-        <w:t>问：威思瑞的法人代表</w:t>
-      </w:r>
-      <w:r>
-        <w:rPr>
-          <w:rFonts w:hint="eastAsia" w:asciiTheme="minorHAnsi" w:hAnsiTheme="minorHAnsi" w:eastAsiaTheme="minorEastAsia" w:cstheme="minorBidi"/>
-          <w:b/>
-          <w:bCs/>
-          <w:color w:val="1F2329"/>
-          <w:kern w:val="2"/>
-          <w:sz w:val="24"/>
-          <w:szCs w:val="24"/>
-          <w:lang w:val="en-US" w:eastAsia="zh-CN" w:bidi="ar-SA"/>
-        </w:rPr>
-        <w:t>/</w:t>
-      </w:r>
-      <w:r>
-        <w:rPr>
-          <w:rFonts w:asciiTheme="minorHAnsi" w:hAnsiTheme="minorHAnsi" w:eastAsiaTheme="minorEastAsia" w:cstheme="minorBidi"/>
-          <w:b/>
-          <w:bCs/>
-          <w:color w:val="1F2329"/>
-          <w:kern w:val="2"/>
-          <w:sz w:val="24"/>
-          <w:szCs w:val="24"/>
-          <w:lang w:val="en-US" w:eastAsia="zh-CN" w:bidi="ar-SA"/>
-        </w:rPr>
-        <w:t>总经理是谁？主要负责什么工作？</w:t>
-      </w:r>
-    </w:p>
-    <w:p>
-      <w:pPr>
-        <w:keepNext w:val="0"/>
-        <w:keepLines w:val="0"/>
-        <w:widowControl/>
-        <w:numPr>
-          <w:numId w:val="0"/>
-        </w:numPr>
-        <w:suppressLineNumbers w:val="0"/>
-        <w:pBdr>
-          <w:top w:val="none" w:color="auto" w:sz="0" w:space="0"/>
-          <w:left w:val="none" w:color="auto" w:sz="0" w:space="0"/>
-          <w:bottom w:val="none" w:color="auto" w:sz="0" w:space="0"/>
-          <w:right w:val="none" w:color="auto" w:sz="0" w:space="0"/>
-        </w:pBdr>
-        <w:spacing w:before="0" w:beforeAutospacing="0" w:after="0" w:afterAutospacing="0" w:line="360" w:lineRule="atLeast"/>
-        <w:ind w:leftChars="-400" w:right="0" w:rightChars="0"/>
-        <w:jc w:val="left"/>
-        <w:rPr>
-          <w:rFonts w:asciiTheme="minorHAnsi" w:hAnsiTheme="minorHAnsi" w:eastAsiaTheme="minorEastAsia" w:cstheme="minorBidi"/>
-          <w:color w:val="1F2329"/>
-          <w:kern w:val="2"/>
-          <w:sz w:val="24"/>
-          <w:szCs w:val="24"/>
-          <w:lang w:val="en-US" w:eastAsia="zh-CN" w:bidi="ar-SA"/>
-        </w:rPr>
-      </w:pPr>
-      <w:r>
-        <w:rPr>
-          <w:rFonts w:asciiTheme="minorHAnsi" w:hAnsiTheme="minorHAnsi" w:eastAsiaTheme="minorEastAsia" w:cstheme="minorBidi"/>
-          <w:b/>
-          <w:bCs/>
-          <w:color w:val="1F2329"/>
-          <w:kern w:val="2"/>
-          <w:sz w:val="24"/>
-          <w:szCs w:val="24"/>
-          <w:lang w:val="en-US" w:eastAsia="zh-CN" w:bidi="ar-SA"/>
-        </w:rPr>
-        <w:t>答：法人代表为彭雯慧，主要负责聚焦别墅场景的人工智能研发与落地，搭建别墅全场景智能生态。</w:t>
-      </w:r>
-    </w:p>
-    <w:p>
-      <w:pPr>
-        <w:keepNext w:val="0"/>
-        <w:keepLines w:val="0"/>
-        <w:widowControl/>
-        <w:numPr>
-          <w:ilvl w:val="0"/>
-          <w:numId w:val="1"/>
-        </w:numPr>
-        <w:suppressLineNumbers w:val="0"/>
-        <w:pBdr>
-          <w:top w:val="none" w:color="auto" w:sz="0" w:space="0"/>
-          <w:left w:val="none" w:color="auto" w:sz="0" w:space="0"/>
-          <w:bottom w:val="none" w:color="auto" w:sz="0" w:space="0"/>
-          <w:right w:val="none" w:color="auto" w:sz="0" w:space="0"/>
-        </w:pBdr>
-        <w:spacing w:before="0" w:beforeAutospacing="0" w:after="0" w:afterAutospacing="0" w:line="360" w:lineRule="atLeast"/>
-        <w:ind w:left="-60" w:leftChars="-200" w:right="0" w:rightChars="0" w:hanging="360" w:firstLineChars="0"/>
-        <w:jc w:val="left"/>
-        <w:rPr>
-          <w:rFonts w:asciiTheme="minorHAnsi" w:hAnsiTheme="minorHAnsi" w:eastAsiaTheme="minorEastAsia" w:cstheme="minorBidi"/>
-          <w:color w:val="1F2329"/>
-          <w:kern w:val="2"/>
-          <w:sz w:val="24"/>
-          <w:szCs w:val="24"/>
-          <w:lang w:val="en-US" w:eastAsia="zh-CN" w:bidi="ar-SA"/>
-        </w:rPr>
-      </w:pPr>
-      <w:r>
-        <w:rPr>
-          <w:rFonts w:asciiTheme="minorHAnsi" w:hAnsiTheme="minorHAnsi" w:eastAsiaTheme="minorEastAsia" w:cstheme="minorBidi"/>
-          <w:b/>
-          <w:bCs/>
-          <w:color w:val="1F2329"/>
-          <w:kern w:val="2"/>
-          <w:sz w:val="24"/>
-          <w:szCs w:val="24"/>
-          <w:lang w:val="en-US" w:eastAsia="zh-CN" w:bidi="ar-SA"/>
-        </w:rPr>
-        <w:t>问：公司技术总监是谁？有哪些资质与成果？</w:t>
-      </w:r>
-    </w:p>
-    <w:p>
-      <w:pPr>
-        <w:keepNext w:val="0"/>
-        <w:keepLines w:val="0"/>
-        <w:widowControl/>
-        <w:numPr>
-          <w:numId w:val="0"/>
-        </w:numPr>
-        <w:suppressLineNumbers w:val="0"/>
-        <w:pBdr>
-          <w:top w:val="none" w:color="auto" w:sz="0" w:space="0"/>
-          <w:left w:val="none" w:color="auto" w:sz="0" w:space="0"/>
-          <w:bottom w:val="none" w:color="auto" w:sz="0" w:space="0"/>
-          <w:right w:val="none" w:color="auto" w:sz="0" w:space="0"/>
-        </w:pBdr>
-        <w:spacing w:before="0" w:beforeAutospacing="0" w:after="0" w:afterAutospacing="0" w:line="360" w:lineRule="atLeast"/>
-        <w:ind w:leftChars="-400" w:right="0" w:rightChars="0"/>
-        <w:jc w:val="left"/>
-        <w:rPr>
-          <w:rFonts w:asciiTheme="minorHAnsi" w:hAnsiTheme="minorHAnsi" w:eastAsiaTheme="minorEastAsia" w:cstheme="minorBidi"/>
-          <w:color w:val="1F2329"/>
-          <w:kern w:val="2"/>
-          <w:sz w:val="24"/>
-          <w:szCs w:val="24"/>
-          <w:lang w:val="en-US" w:eastAsia="zh-CN" w:bidi="ar-SA"/>
-        </w:rPr>
-      </w:pPr>
-      <w:r>
-        <w:rPr>
-          <w:rFonts w:asciiTheme="minorHAnsi" w:hAnsiTheme="minorHAnsi" w:eastAsiaTheme="minorEastAsia" w:cstheme="minorBidi"/>
-          <w:b/>
-          <w:bCs/>
-          <w:color w:val="1F2329"/>
-          <w:kern w:val="2"/>
-          <w:sz w:val="24"/>
-          <w:szCs w:val="24"/>
-          <w:lang w:val="en-US" w:eastAsia="zh-CN" w:bidi="ar-SA"/>
-        </w:rPr>
-        <w:t>答：技术总监是张天，他是南京大学博士、计算机科学与技术系教授、博导，担任CCF系统专委和形式化方法专委委员。多次主持国家自然科学基金重大项目，拥有发明专利30余项、授权20余项，多项技术成果已应用在华为、腾讯、字节跳动等知名企业。</w:t>
-      </w:r>
-    </w:p>
-    <w:p>
-      <w:pPr>
-        <w:keepNext w:val="0"/>
-        <w:keepLines w:val="0"/>
-        <w:widowControl/>
-        <w:numPr>
-          <w:ilvl w:val="0"/>
-          <w:numId w:val="1"/>
-        </w:numPr>
-        <w:suppressLineNumbers w:val="0"/>
-        <w:pBdr>
-          <w:top w:val="none" w:color="auto" w:sz="0" w:space="0"/>
-          <w:left w:val="none" w:color="auto" w:sz="0" w:space="0"/>
-          <w:bottom w:val="none" w:color="auto" w:sz="0" w:space="0"/>
-          <w:right w:val="none" w:color="auto" w:sz="0" w:space="0"/>
-        </w:pBdr>
-        <w:spacing w:before="0" w:beforeAutospacing="0" w:after="0" w:afterAutospacing="0" w:line="360" w:lineRule="atLeast"/>
-        <w:ind w:left="-60" w:leftChars="-200" w:right="0" w:rightChars="0" w:hanging="360" w:firstLineChars="0"/>
-        <w:jc w:val="left"/>
-        <w:rPr>
-          <w:rFonts w:asciiTheme="minorHAnsi" w:hAnsiTheme="minorHAnsi" w:eastAsiaTheme="minorEastAsia" w:cstheme="minorBidi"/>
-          <w:color w:val="1F2329"/>
-          <w:kern w:val="2"/>
-          <w:sz w:val="24"/>
-          <w:szCs w:val="24"/>
-          <w:lang w:val="en-US" w:eastAsia="zh-CN" w:bidi="ar-SA"/>
-        </w:rPr>
-      </w:pPr>
-      <w:r>
-        <w:rPr>
-          <w:rFonts w:asciiTheme="minorHAnsi" w:hAnsiTheme="minorHAnsi" w:eastAsiaTheme="minorEastAsia" w:cstheme="minorBidi"/>
-          <w:b/>
-          <w:bCs/>
-          <w:color w:val="1F2329"/>
-          <w:kern w:val="2"/>
-          <w:sz w:val="24"/>
-          <w:szCs w:val="24"/>
-          <w:lang w:val="en-US" w:eastAsia="zh-CN" w:bidi="ar-SA"/>
-        </w:rPr>
-        <w:t>问：孙洪流具备哪些行业背景？</w:t>
-      </w:r>
-    </w:p>
-    <w:p>
-      <w:pPr>
-        <w:keepNext w:val="0"/>
-        <w:keepLines w:val="0"/>
-        <w:widowControl/>
-        <w:numPr>
-          <w:numId w:val="0"/>
-        </w:numPr>
-        <w:suppressLineNumbers w:val="0"/>
-        <w:pBdr>
-          <w:top w:val="none" w:color="auto" w:sz="0" w:space="0"/>
-          <w:left w:val="none" w:color="auto" w:sz="0" w:space="0"/>
-          <w:bottom w:val="none" w:color="auto" w:sz="0" w:space="0"/>
-          <w:right w:val="none" w:color="auto" w:sz="0" w:space="0"/>
-        </w:pBdr>
-        <w:spacing w:before="0" w:beforeAutospacing="0" w:after="0" w:afterAutospacing="0" w:line="360" w:lineRule="atLeast"/>
-        <w:ind w:leftChars="-400" w:right="0" w:rightChars="0"/>
-        <w:jc w:val="left"/>
-        <w:rPr>
-          <w:rFonts w:asciiTheme="minorHAnsi" w:hAnsiTheme="minorHAnsi" w:eastAsiaTheme="minorEastAsia" w:cstheme="minorBidi"/>
-          <w:color w:val="1F2329"/>
-          <w:kern w:val="2"/>
-          <w:sz w:val="24"/>
-          <w:szCs w:val="24"/>
-          <w:lang w:val="en-US" w:eastAsia="zh-CN" w:bidi="ar-SA"/>
-        </w:rPr>
-      </w:pPr>
-      <w:r>
-        <w:rPr>
-          <w:rFonts w:asciiTheme="minorHAnsi" w:hAnsiTheme="minorHAnsi" w:eastAsiaTheme="minorEastAsia" w:cstheme="minorBidi"/>
-          <w:b/>
-          <w:bCs/>
-          <w:color w:val="1F2329"/>
-          <w:kern w:val="2"/>
-          <w:sz w:val="24"/>
-          <w:szCs w:val="24"/>
-          <w:lang w:val="en-US" w:eastAsia="zh-CN" w:bidi="ar-SA"/>
-        </w:rPr>
-        <w:t>答：孙洪流是南京大学MBA研究生兼职指导教师，深耕电梯行业20余年，曾在奥的斯担任管理岗位十余年，也担任过通力中国区新设备顾问，行业经验十分丰富。</w:t>
-      </w:r>
-    </w:p>
-    <w:p>
-      <w:pPr>
-        <w:keepNext w:val="0"/>
-        <w:keepLines w:val="0"/>
-        <w:widowControl/>
-        <w:numPr>
-          <w:ilvl w:val="0"/>
-          <w:numId w:val="1"/>
-        </w:numPr>
-        <w:suppressLineNumbers w:val="0"/>
-        <w:pBdr>
-          <w:top w:val="none" w:color="auto" w:sz="0" w:space="0"/>
-          <w:left w:val="none" w:color="auto" w:sz="0" w:space="0"/>
-          <w:bottom w:val="none" w:color="auto" w:sz="0" w:space="0"/>
-          <w:right w:val="none" w:color="auto" w:sz="0" w:space="0"/>
-        </w:pBdr>
-        <w:spacing w:before="0" w:beforeAutospacing="0" w:after="0" w:afterAutospacing="0" w:line="360" w:lineRule="atLeast"/>
-        <w:ind w:left="-60" w:leftChars="-200" w:right="0" w:rightChars="0" w:hanging="360" w:firstLineChars="0"/>
-        <w:jc w:val="left"/>
-        <w:rPr>
-          <w:rFonts w:asciiTheme="minorHAnsi" w:hAnsiTheme="minorHAnsi" w:eastAsiaTheme="minorEastAsia" w:cstheme="minorBidi"/>
-          <w:color w:val="1F2329"/>
-          <w:kern w:val="2"/>
-          <w:sz w:val="24"/>
-          <w:szCs w:val="24"/>
-          <w:lang w:val="en-US" w:eastAsia="zh-CN" w:bidi="ar-SA"/>
-        </w:rPr>
-      </w:pPr>
-      <w:r>
-        <w:rPr>
-          <w:rFonts w:asciiTheme="minorHAnsi" w:hAnsiTheme="minorHAnsi" w:eastAsiaTheme="minorEastAsia" w:cstheme="minorBidi"/>
-          <w:b/>
-          <w:bCs/>
-          <w:color w:val="1F2329"/>
-          <w:kern w:val="2"/>
-          <w:sz w:val="24"/>
-          <w:szCs w:val="24"/>
-          <w:lang w:val="en-US" w:eastAsia="zh-CN" w:bidi="ar-SA"/>
-        </w:rPr>
-        <w:t>问：公司自研了哪几款芯片？研发周期多久？有什么特点？</w:t>
-      </w:r>
-    </w:p>
-    <w:p>
-      <w:pPr>
-        <w:keepNext w:val="0"/>
-        <w:keepLines w:val="0"/>
-        <w:widowControl/>
-        <w:numPr>
-          <w:numId w:val="0"/>
-        </w:numPr>
-        <w:suppressLineNumbers w:val="0"/>
-        <w:pBdr>
-          <w:top w:val="none" w:color="auto" w:sz="0" w:space="0"/>
-          <w:left w:val="none" w:color="auto" w:sz="0" w:space="0"/>
-          <w:bottom w:val="none" w:color="auto" w:sz="0" w:space="0"/>
-          <w:right w:val="none" w:color="auto" w:sz="0" w:space="0"/>
-        </w:pBdr>
-        <w:spacing w:before="0" w:beforeAutospacing="0" w:after="0" w:afterAutospacing="0" w:line="360" w:lineRule="atLeast"/>
-        <w:ind w:leftChars="-400" w:right="0" w:rightChars="0"/>
-        <w:jc w:val="left"/>
-        <w:rPr>
-          <w:rFonts w:asciiTheme="minorHAnsi" w:hAnsiTheme="minorHAnsi" w:eastAsiaTheme="minorEastAsia" w:cstheme="minorBidi"/>
-          <w:color w:val="1F2329"/>
-          <w:kern w:val="2"/>
-          <w:sz w:val="24"/>
-          <w:szCs w:val="24"/>
-          <w:lang w:val="en-US" w:eastAsia="zh-CN" w:bidi="ar-SA"/>
-        </w:rPr>
-      </w:pPr>
-      <w:r>
-        <w:rPr>
-          <w:rFonts w:asciiTheme="minorHAnsi" w:hAnsiTheme="minorHAnsi" w:eastAsiaTheme="minorEastAsia" w:cstheme="minorBidi"/>
-          <w:b/>
-          <w:bCs/>
-          <w:color w:val="1F2329"/>
-          <w:kern w:val="2"/>
-          <w:sz w:val="24"/>
-          <w:szCs w:val="24"/>
-          <w:lang w:val="en-US" w:eastAsia="zh-CN" w:bidi="ar-SA"/>
-        </w:rPr>
-        <w:t>答：公司自研芯脑、智音、睿眼三大行业定制边缘计算芯片，研发周期为2年，主要服务于别墅电梯及别墅相关产品。</w:t>
-      </w:r>
-    </w:p>
-    <w:p>
-      <w:pPr>
-        <w:keepNext w:val="0"/>
-        <w:keepLines w:val="0"/>
-        <w:widowControl/>
-        <w:numPr>
-          <w:ilvl w:val="0"/>
-          <w:numId w:val="1"/>
-        </w:numPr>
-        <w:suppressLineNumbers w:val="0"/>
-        <w:pBdr>
-          <w:top w:val="none" w:color="auto" w:sz="0" w:space="0"/>
-          <w:left w:val="none" w:color="auto" w:sz="0" w:space="0"/>
-          <w:bottom w:val="none" w:color="auto" w:sz="0" w:space="0"/>
-          <w:right w:val="none" w:color="auto" w:sz="0" w:space="0"/>
-        </w:pBdr>
-        <w:spacing w:before="0" w:beforeAutospacing="0" w:after="0" w:afterAutospacing="0" w:line="360" w:lineRule="atLeast"/>
-        <w:ind w:left="-60" w:leftChars="-200" w:right="0" w:rightChars="0" w:hanging="360" w:firstLineChars="0"/>
-        <w:jc w:val="left"/>
-        <w:rPr>
-          <w:rFonts w:asciiTheme="minorHAnsi" w:hAnsiTheme="minorHAnsi" w:eastAsiaTheme="minorEastAsia" w:cstheme="minorBidi"/>
-          <w:color w:val="1F2329"/>
-          <w:kern w:val="2"/>
-          <w:sz w:val="24"/>
-          <w:szCs w:val="24"/>
-          <w:lang w:val="en-US" w:eastAsia="zh-CN" w:bidi="ar-SA"/>
-        </w:rPr>
-      </w:pPr>
-      <w:r>
-        <w:rPr>
-          <w:rFonts w:asciiTheme="minorHAnsi" w:hAnsiTheme="minorHAnsi" w:eastAsiaTheme="minorEastAsia" w:cstheme="minorBidi"/>
-          <w:b/>
-          <w:bCs/>
-          <w:color w:val="1F2329"/>
-          <w:kern w:val="2"/>
-          <w:sz w:val="24"/>
-          <w:szCs w:val="24"/>
-          <w:lang w:val="en-US" w:eastAsia="zh-CN" w:bidi="ar-SA"/>
-        </w:rPr>
-        <w:t>问：公司产品在价格方面有什么优势？</w:t>
-      </w:r>
-    </w:p>
-    <w:p>
-      <w:pPr>
-        <w:keepNext w:val="0"/>
-        <w:keepLines w:val="0"/>
-        <w:widowControl/>
-        <w:numPr>
-          <w:numId w:val="0"/>
-        </w:numPr>
-        <w:suppressLineNumbers w:val="0"/>
-        <w:pBdr>
-          <w:top w:val="none" w:color="auto" w:sz="0" w:space="0"/>
-          <w:left w:val="none" w:color="auto" w:sz="0" w:space="0"/>
-          <w:bottom w:val="none" w:color="auto" w:sz="0" w:space="0"/>
-          <w:right w:val="none" w:color="auto" w:sz="0" w:space="0"/>
-        </w:pBdr>
-        <w:spacing w:before="0" w:beforeAutospacing="0" w:after="0" w:afterAutospacing="0" w:line="360" w:lineRule="atLeast"/>
-        <w:ind w:leftChars="-400" w:right="0" w:rightChars="0"/>
-        <w:jc w:val="left"/>
-        <w:rPr>
-          <w:rFonts w:asciiTheme="minorHAnsi" w:hAnsiTheme="minorHAnsi" w:eastAsiaTheme="minorEastAsia" w:cstheme="minorBidi"/>
-          <w:color w:val="1F2329"/>
-          <w:kern w:val="2"/>
-          <w:sz w:val="24"/>
-          <w:szCs w:val="24"/>
-          <w:lang w:val="en-US" w:eastAsia="zh-CN" w:bidi="ar-SA"/>
-        </w:rPr>
-      </w:pPr>
-      <w:r>
-        <w:rPr>
-          <w:rFonts w:asciiTheme="minorHAnsi" w:hAnsiTheme="minorHAnsi" w:eastAsiaTheme="minorEastAsia" w:cstheme="minorBidi"/>
-          <w:b/>
-          <w:bCs/>
-          <w:color w:val="1F2329"/>
-          <w:kern w:val="2"/>
-          <w:sz w:val="24"/>
-          <w:szCs w:val="24"/>
-          <w:lang w:val="en-US" w:eastAsia="zh-CN" w:bidi="ar-SA"/>
-        </w:rPr>
-        <w:t>答：同品类产品价格具备行业竞争优势。</w:t>
-      </w:r>
-    </w:p>
-    <w:p>
-      <w:pPr>
-        <w:keepNext w:val="0"/>
-        <w:keepLines w:val="0"/>
-        <w:widowControl/>
-        <w:numPr>
-          <w:ilvl w:val="0"/>
-          <w:numId w:val="1"/>
-        </w:numPr>
-        <w:suppressLineNumbers w:val="0"/>
-        <w:pBdr>
-          <w:top w:val="none" w:color="auto" w:sz="0" w:space="0"/>
-          <w:left w:val="none" w:color="auto" w:sz="0" w:space="0"/>
-          <w:bottom w:val="none" w:color="auto" w:sz="0" w:space="0"/>
-          <w:right w:val="none" w:color="auto" w:sz="0" w:space="0"/>
-        </w:pBdr>
-        <w:spacing w:before="0" w:beforeAutospacing="0" w:after="0" w:afterAutospacing="0" w:line="360" w:lineRule="atLeast"/>
-        <w:ind w:left="-60" w:leftChars="-200" w:right="0" w:rightChars="0" w:hanging="360" w:firstLineChars="0"/>
-        <w:jc w:val="left"/>
-        <w:rPr>
-          <w:rFonts w:asciiTheme="minorHAnsi" w:hAnsiTheme="minorHAnsi" w:eastAsiaTheme="minorEastAsia" w:cstheme="minorBidi"/>
-          <w:color w:val="1F2329"/>
-          <w:kern w:val="2"/>
-          <w:sz w:val="24"/>
-          <w:szCs w:val="24"/>
-          <w:lang w:val="en-US" w:eastAsia="zh-CN" w:bidi="ar-SA"/>
-        </w:rPr>
-      </w:pPr>
-      <w:r>
-        <w:rPr>
-          <w:rFonts w:asciiTheme="minorHAnsi" w:hAnsiTheme="minorHAnsi" w:eastAsiaTheme="minorEastAsia" w:cstheme="minorBidi"/>
-          <w:b/>
-          <w:bCs/>
-          <w:color w:val="1F2329"/>
-          <w:kern w:val="2"/>
-          <w:sz w:val="24"/>
-          <w:szCs w:val="24"/>
-          <w:lang w:val="en-US" w:eastAsia="zh-CN" w:bidi="ar-SA"/>
-        </w:rPr>
-        <w:t>问：公司产品有实际应用案例吗？</w:t>
-      </w:r>
-    </w:p>
-    <w:p>
-      <w:pPr>
-        <w:keepNext w:val="0"/>
-        <w:keepLines w:val="0"/>
-        <w:widowControl/>
-        <w:numPr>
-          <w:numId w:val="0"/>
-        </w:numPr>
-        <w:suppressLineNumbers w:val="0"/>
-        <w:pBdr>
-          <w:top w:val="none" w:color="auto" w:sz="0" w:space="0"/>
-          <w:left w:val="none" w:color="auto" w:sz="0" w:space="0"/>
-          <w:bottom w:val="none" w:color="auto" w:sz="0" w:space="0"/>
-          <w:right w:val="none" w:color="auto" w:sz="0" w:space="0"/>
-        </w:pBdr>
-        <w:spacing w:before="0" w:beforeAutospacing="0" w:after="0" w:afterAutospacing="0" w:line="360" w:lineRule="atLeast"/>
-        <w:ind w:leftChars="-400" w:right="0" w:rightChars="0"/>
-        <w:jc w:val="left"/>
-        <w:rPr>
-          <w:rFonts w:asciiTheme="minorHAnsi" w:hAnsiTheme="minorHAnsi" w:eastAsiaTheme="minorEastAsia" w:cstheme="minorBidi"/>
-          <w:color w:val="1F2329"/>
-          <w:kern w:val="2"/>
-          <w:sz w:val="24"/>
-          <w:szCs w:val="24"/>
-          <w:lang w:val="en-US" w:eastAsia="zh-CN" w:bidi="ar-SA"/>
-        </w:rPr>
-      </w:pPr>
-      <w:r>
-        <w:rPr>
-          <w:rFonts w:asciiTheme="minorHAnsi" w:hAnsiTheme="minorHAnsi" w:eastAsiaTheme="minorEastAsia" w:cstheme="minorBidi"/>
-          <w:b/>
-          <w:bCs/>
-          <w:color w:val="1F2329"/>
-          <w:kern w:val="2"/>
-          <w:sz w:val="24"/>
-          <w:szCs w:val="24"/>
-          <w:lang w:val="en-US" w:eastAsia="zh-CN" w:bidi="ar-SA"/>
-        </w:rPr>
-        <w:t>答：有，产品已在浙江绍兴梅轮电梯股份有限公司展厅完成落地示范。</w:t>
-      </w:r>
-    </w:p>
-    <w:p>
-      <w:pPr>
-        <w:keepNext w:val="0"/>
-        <w:keepLines w:val="0"/>
-        <w:widowControl/>
-        <w:numPr>
-          <w:ilvl w:val="0"/>
-          <w:numId w:val="1"/>
-        </w:numPr>
-        <w:suppressLineNumbers w:val="0"/>
-        <w:pBdr>
-          <w:top w:val="none" w:color="auto" w:sz="0" w:space="0"/>
-          <w:left w:val="none" w:color="auto" w:sz="0" w:space="0"/>
-          <w:bottom w:val="none" w:color="auto" w:sz="0" w:space="0"/>
-          <w:right w:val="none" w:color="auto" w:sz="0" w:space="0"/>
-        </w:pBdr>
-        <w:spacing w:before="0" w:beforeAutospacing="0" w:after="0" w:afterAutospacing="0" w:line="360" w:lineRule="atLeast"/>
-        <w:ind w:left="-60" w:leftChars="-200" w:right="0" w:rightChars="0" w:hanging="360" w:firstLineChars="0"/>
-        <w:jc w:val="left"/>
-        <w:rPr>
-          <w:rFonts w:asciiTheme="minorHAnsi" w:hAnsiTheme="minorHAnsi" w:eastAsiaTheme="minorEastAsia" w:cstheme="minorBidi"/>
-          <w:color w:val="1F2329"/>
-          <w:kern w:val="2"/>
-          <w:sz w:val="24"/>
-          <w:szCs w:val="24"/>
-          <w:lang w:val="en-US" w:eastAsia="zh-CN" w:bidi="ar-SA"/>
-        </w:rPr>
-      </w:pPr>
-      <w:r>
-        <w:rPr>
-          <w:rFonts w:asciiTheme="minorHAnsi" w:hAnsiTheme="minorHAnsi" w:eastAsiaTheme="minorEastAsia" w:cstheme="minorBidi"/>
-          <w:b/>
-          <w:bCs/>
-          <w:color w:val="1F2329"/>
-          <w:kern w:val="2"/>
-          <w:sz w:val="24"/>
-          <w:szCs w:val="24"/>
-          <w:lang w:val="en-US" w:eastAsia="zh-CN" w:bidi="ar-SA"/>
-        </w:rPr>
-        <w:t>问：威思瑞是否有线上销售渠道？</w:t>
-      </w:r>
-    </w:p>
-    <w:p>
-      <w:pPr>
-        <w:keepNext w:val="0"/>
-        <w:keepLines w:val="0"/>
-        <w:widowControl/>
-        <w:numPr>
-          <w:ilvl w:val="0"/>
-          <w:numId w:val="1"/>
-        </w:numPr>
-        <w:suppressLineNumbers w:val="0"/>
-        <w:pBdr>
-          <w:top w:val="none" w:color="auto" w:sz="0" w:space="0"/>
-          <w:left w:val="none" w:color="auto" w:sz="0" w:space="0"/>
-          <w:bottom w:val="none" w:color="auto" w:sz="0" w:space="0"/>
-          <w:right w:val="none" w:color="auto" w:sz="0" w:space="0"/>
-        </w:pBdr>
-        <w:spacing w:before="0" w:beforeAutospacing="0" w:after="0" w:afterAutospacing="0" w:line="360" w:lineRule="atLeast"/>
-        <w:ind w:left="-480" w:leftChars="-400" w:right="0" w:rightChars="0" w:hanging="360" w:firstLineChars="0"/>
-        <w:jc w:val="left"/>
-        <w:rPr>
-          <w:rFonts w:asciiTheme="minorHAnsi" w:hAnsiTheme="minorHAnsi" w:eastAsiaTheme="minorEastAsia" w:cstheme="minorBidi"/>
-          <w:color w:val="1F2329"/>
-          <w:kern w:val="2"/>
-          <w:sz w:val="24"/>
-          <w:szCs w:val="24"/>
-          <w:lang w:val="en-US" w:eastAsia="zh-CN" w:bidi="ar-SA"/>
-        </w:rPr>
-      </w:pPr>
-      <w:r>
-        <w:rPr>
-          <w:rFonts w:asciiTheme="minorHAnsi" w:hAnsiTheme="minorHAnsi" w:eastAsiaTheme="minorEastAsia" w:cstheme="minorBidi"/>
-          <w:b/>
-          <w:bCs/>
-          <w:color w:val="1F2329"/>
-          <w:kern w:val="2"/>
-          <w:sz w:val="24"/>
-          <w:szCs w:val="24"/>
-          <w:lang w:val="en-US" w:eastAsia="zh-CN" w:bidi="ar-SA"/>
-        </w:rPr>
-        <w:t>答：公司拥有线上销售渠道。</w:t>
-      </w:r>
-    </w:p>
-    <w:p>
-      <w:pPr>
-        <w:keepNext w:val="0"/>
-        <w:keepLines w:val="0"/>
-        <w:widowControl/>
-        <w:numPr>
-          <w:ilvl w:val="0"/>
-          <w:numId w:val="1"/>
-        </w:numPr>
-        <w:suppressLineNumbers w:val="0"/>
-        <w:pBdr>
-          <w:top w:val="none" w:color="auto" w:sz="0" w:space="0"/>
-          <w:left w:val="none" w:color="auto" w:sz="0" w:space="0"/>
-          <w:bottom w:val="none" w:color="auto" w:sz="0" w:space="0"/>
-          <w:right w:val="none" w:color="auto" w:sz="0" w:space="0"/>
-        </w:pBdr>
-        <w:spacing w:before="0" w:beforeAutospacing="0" w:after="0" w:afterAutospacing="0" w:line="360" w:lineRule="atLeast"/>
-        <w:ind w:left="-60" w:leftChars="-200" w:right="0" w:rightChars="0" w:hanging="360" w:firstLineChars="0"/>
-        <w:jc w:val="left"/>
-        <w:rPr>
-          <w:rFonts w:asciiTheme="minorHAnsi" w:hAnsiTheme="minorHAnsi" w:eastAsiaTheme="minorEastAsia" w:cstheme="minorBidi"/>
-          <w:color w:val="1F2329"/>
-          <w:kern w:val="2"/>
-          <w:sz w:val="24"/>
-          <w:szCs w:val="24"/>
-          <w:lang w:val="en-US" w:eastAsia="zh-CN" w:bidi="ar-SA"/>
-        </w:rPr>
-      </w:pPr>
-      <w:r>
-        <w:rPr>
-          <w:rFonts w:asciiTheme="minorHAnsi" w:hAnsiTheme="minorHAnsi" w:eastAsiaTheme="minorEastAsia" w:cstheme="minorBidi"/>
-          <w:b/>
-          <w:bCs/>
-          <w:color w:val="1F2329"/>
-          <w:kern w:val="2"/>
-          <w:sz w:val="24"/>
-          <w:szCs w:val="24"/>
-          <w:lang w:val="en-US" w:eastAsia="zh-CN" w:bidi="ar-SA"/>
-        </w:rPr>
-        <w:t>问：公司市场渠道策略是什么？</w:t>
-      </w:r>
-    </w:p>
-    <w:p>
-      <w:pPr>
-        <w:keepNext w:val="0"/>
-        <w:keepLines w:val="0"/>
-        <w:widowControl/>
-        <w:numPr>
-          <w:numId w:val="0"/>
-        </w:numPr>
-        <w:suppressLineNumbers w:val="0"/>
-        <w:pBdr>
-          <w:top w:val="none" w:color="auto" w:sz="0" w:space="0"/>
-          <w:left w:val="none" w:color="auto" w:sz="0" w:space="0"/>
-          <w:bottom w:val="none" w:color="auto" w:sz="0" w:space="0"/>
-          <w:right w:val="none" w:color="auto" w:sz="0" w:space="0"/>
-        </w:pBdr>
-        <w:spacing w:before="0" w:beforeAutospacing="0" w:after="0" w:afterAutospacing="0" w:line="360" w:lineRule="atLeast"/>
-        <w:ind w:leftChars="-400" w:right="0" w:rightChars="0"/>
-        <w:jc w:val="left"/>
-        <w:rPr>
-          <w:rFonts w:asciiTheme="minorHAnsi" w:hAnsiTheme="minorHAnsi" w:eastAsiaTheme="minorEastAsia" w:cstheme="minorBidi"/>
-          <w:color w:val="1F2329"/>
-          <w:kern w:val="2"/>
-          <w:sz w:val="24"/>
-          <w:szCs w:val="24"/>
-          <w:lang w:val="en-US" w:eastAsia="zh-CN" w:bidi="ar-SA"/>
-        </w:rPr>
-      </w:pPr>
-      <w:r>
-        <w:rPr>
-          <w:rFonts w:asciiTheme="minorHAnsi" w:hAnsiTheme="minorHAnsi" w:eastAsiaTheme="minorEastAsia" w:cstheme="minorBidi"/>
-          <w:b/>
-          <w:bCs/>
-          <w:color w:val="1F2329"/>
-          <w:kern w:val="2"/>
-          <w:sz w:val="24"/>
-          <w:szCs w:val="24"/>
-          <w:lang w:val="en-US" w:eastAsia="zh-CN" w:bidi="ar-SA"/>
-        </w:rPr>
-        <w:t>答：采用代理商+批量采购、大品牌定制的模式，依托7000家展厅推广“电梯+机器人”套餐，计划拓展2000家合作代理商。</w:t>
-      </w:r>
-    </w:p>
-    <w:p>
-      <w:pPr>
-        <w:keepNext w:val="0"/>
-        <w:keepLines w:val="0"/>
-        <w:widowControl/>
-        <w:numPr>
-          <w:ilvl w:val="0"/>
-          <w:numId w:val="1"/>
-        </w:numPr>
-        <w:suppressLineNumbers w:val="0"/>
-        <w:pBdr>
-          <w:top w:val="none" w:color="auto" w:sz="0" w:space="0"/>
-          <w:left w:val="none" w:color="auto" w:sz="0" w:space="0"/>
-          <w:bottom w:val="none" w:color="auto" w:sz="0" w:space="0"/>
-          <w:right w:val="none" w:color="auto" w:sz="0" w:space="0"/>
-        </w:pBdr>
-        <w:spacing w:before="0" w:beforeAutospacing="0" w:after="0" w:afterAutospacing="0" w:line="360" w:lineRule="atLeast"/>
-        <w:ind w:left="-60" w:leftChars="-200" w:right="0" w:rightChars="0" w:hanging="360" w:firstLineChars="0"/>
-        <w:jc w:val="left"/>
-        <w:rPr>
-          <w:rFonts w:asciiTheme="minorHAnsi" w:hAnsiTheme="minorHAnsi" w:eastAsiaTheme="minorEastAsia" w:cstheme="minorBidi"/>
-          <w:color w:val="1F2329"/>
-          <w:kern w:val="2"/>
-          <w:sz w:val="24"/>
-          <w:szCs w:val="24"/>
-          <w:lang w:val="en-US" w:eastAsia="zh-CN" w:bidi="ar-SA"/>
-        </w:rPr>
-      </w:pPr>
-      <w:r>
-        <w:rPr>
-          <w:rFonts w:asciiTheme="minorHAnsi" w:hAnsiTheme="minorHAnsi" w:eastAsiaTheme="minorEastAsia" w:cstheme="minorBidi"/>
-          <w:b/>
-          <w:bCs/>
-          <w:color w:val="1F2329"/>
-          <w:kern w:val="2"/>
-          <w:sz w:val="24"/>
-          <w:szCs w:val="24"/>
-          <w:lang w:val="en-US" w:eastAsia="zh-CN" w:bidi="ar-SA"/>
-        </w:rPr>
-        <w:t>问：智屏产品目前订单及未来规划目标是什么？</w:t>
-      </w:r>
-    </w:p>
-    <w:p>
-      <w:pPr>
-        <w:keepNext w:val="0"/>
-        <w:keepLines w:val="0"/>
-        <w:widowControl/>
-        <w:numPr>
-          <w:numId w:val="0"/>
-        </w:numPr>
-        <w:suppressLineNumbers w:val="0"/>
-        <w:pBdr>
-          <w:top w:val="none" w:color="auto" w:sz="0" w:space="0"/>
-          <w:left w:val="none" w:color="auto" w:sz="0" w:space="0"/>
-          <w:bottom w:val="none" w:color="auto" w:sz="0" w:space="0"/>
-          <w:right w:val="none" w:color="auto" w:sz="0" w:space="0"/>
-        </w:pBdr>
-        <w:spacing w:before="0" w:beforeAutospacing="0" w:after="0" w:afterAutospacing="0" w:line="360" w:lineRule="atLeast"/>
-        <w:ind w:leftChars="-400" w:right="0" w:rightChars="0"/>
-        <w:jc w:val="left"/>
-        <w:rPr>
-          <w:rFonts w:asciiTheme="minorHAnsi" w:hAnsiTheme="minorHAnsi" w:eastAsiaTheme="minorEastAsia" w:cstheme="minorBidi"/>
-          <w:color w:val="1F2329"/>
-          <w:kern w:val="2"/>
-          <w:sz w:val="24"/>
-          <w:szCs w:val="24"/>
-          <w:lang w:val="en-US" w:eastAsia="zh-CN" w:bidi="ar-SA"/>
-        </w:rPr>
-      </w:pPr>
-      <w:r>
-        <w:rPr>
-          <w:rFonts w:asciiTheme="minorHAnsi" w:hAnsiTheme="minorHAnsi" w:eastAsiaTheme="minorEastAsia" w:cstheme="minorBidi"/>
-          <w:b/>
-          <w:bCs/>
-          <w:color w:val="1F2329"/>
-          <w:kern w:val="2"/>
-          <w:sz w:val="24"/>
-          <w:szCs w:val="24"/>
-          <w:lang w:val="en-US" w:eastAsia="zh-CN" w:bidi="ar-SA"/>
-        </w:rPr>
-        <w:t>答：已签约6000台，计划年底达成10000台订单，一年内冲刺10万台订单。</w:t>
-      </w:r>
-    </w:p>
-    <w:p>
-      <w:pPr>
-        <w:keepNext w:val="0"/>
-        <w:keepLines w:val="0"/>
-        <w:widowControl/>
-        <w:numPr>
-          <w:ilvl w:val="0"/>
-          <w:numId w:val="1"/>
-        </w:numPr>
-        <w:suppressLineNumbers w:val="0"/>
-        <w:pBdr>
-          <w:top w:val="none" w:color="auto" w:sz="0" w:space="0"/>
-          <w:left w:val="none" w:color="auto" w:sz="0" w:space="0"/>
-          <w:bottom w:val="none" w:color="auto" w:sz="0" w:space="0"/>
-          <w:right w:val="none" w:color="auto" w:sz="0" w:space="0"/>
-        </w:pBdr>
-        <w:spacing w:before="0" w:beforeAutospacing="0" w:after="0" w:afterAutospacing="0" w:line="360" w:lineRule="atLeast"/>
-        <w:ind w:left="-60" w:leftChars="-200" w:right="0" w:rightChars="0" w:hanging="360" w:firstLineChars="0"/>
-        <w:jc w:val="left"/>
-        <w:rPr>
-          <w:rFonts w:asciiTheme="minorHAnsi" w:hAnsiTheme="minorHAnsi" w:eastAsiaTheme="minorEastAsia" w:cstheme="minorBidi"/>
-          <w:color w:val="1F2329"/>
-          <w:kern w:val="2"/>
-          <w:sz w:val="24"/>
-          <w:szCs w:val="24"/>
-          <w:lang w:val="en-US" w:eastAsia="zh-CN" w:bidi="ar-SA"/>
-        </w:rPr>
-      </w:pPr>
-      <w:r>
-        <w:rPr>
-          <w:rFonts w:asciiTheme="minorHAnsi" w:hAnsiTheme="minorHAnsi" w:eastAsiaTheme="minorEastAsia" w:cstheme="minorBidi"/>
-          <w:b/>
-          <w:bCs/>
-          <w:color w:val="1F2329"/>
-          <w:kern w:val="2"/>
-          <w:sz w:val="24"/>
-          <w:szCs w:val="24"/>
-          <w:lang w:val="en-US" w:eastAsia="zh-CN" w:bidi="ar-SA"/>
-        </w:rPr>
-        <w:t>问：公司是否有国际业务规划？</w:t>
-      </w:r>
-    </w:p>
-    <w:p>
-      <w:pPr>
-        <w:keepNext w:val="0"/>
-        <w:keepLines w:val="0"/>
-        <w:widowControl/>
-        <w:numPr>
-          <w:numId w:val="0"/>
-        </w:numPr>
-        <w:suppressLineNumbers w:val="0"/>
-        <w:pBdr>
-          <w:top w:val="none" w:color="auto" w:sz="0" w:space="0"/>
-          <w:left w:val="none" w:color="auto" w:sz="0" w:space="0"/>
-          <w:bottom w:val="none" w:color="auto" w:sz="0" w:space="0"/>
-          <w:right w:val="none" w:color="auto" w:sz="0" w:space="0"/>
-        </w:pBdr>
-        <w:spacing w:before="0" w:beforeAutospacing="0" w:after="0" w:afterAutospacing="0" w:line="360" w:lineRule="atLeast"/>
-        <w:ind w:leftChars="-400" w:right="0" w:rightChars="0"/>
-        <w:jc w:val="left"/>
-        <w:rPr>
-          <w:rFonts w:asciiTheme="minorHAnsi" w:hAnsiTheme="minorHAnsi" w:eastAsiaTheme="minorEastAsia" w:cstheme="minorBidi"/>
-          <w:color w:val="1F2329"/>
-          <w:kern w:val="2"/>
-          <w:sz w:val="24"/>
-          <w:szCs w:val="24"/>
-          <w:lang w:val="en-US" w:eastAsia="zh-CN" w:bidi="ar-SA"/>
-        </w:rPr>
-      </w:pPr>
-      <w:r>
-        <w:rPr>
-          <w:rFonts w:asciiTheme="minorHAnsi" w:hAnsiTheme="minorHAnsi" w:eastAsiaTheme="minorEastAsia" w:cstheme="minorBidi"/>
-          <w:b/>
-          <w:bCs/>
-          <w:color w:val="1F2329"/>
-          <w:kern w:val="2"/>
-          <w:sz w:val="24"/>
-          <w:szCs w:val="24"/>
-          <w:lang w:val="en-US" w:eastAsia="zh-CN" w:bidi="ar-SA"/>
-        </w:rPr>
-        <w:t>答：有，未来会开展产品出口业务。</w:t>
-      </w:r>
-    </w:p>
-    <w:p>
-      <w:pPr>
-        <w:keepNext w:val="0"/>
-        <w:keepLines w:val="0"/>
-        <w:widowControl/>
-        <w:numPr>
-          <w:ilvl w:val="0"/>
-          <w:numId w:val="1"/>
-        </w:numPr>
-        <w:suppressLineNumbers w:val="0"/>
-        <w:pBdr>
-          <w:top w:val="none" w:color="auto" w:sz="0" w:space="0"/>
-          <w:left w:val="none" w:color="auto" w:sz="0" w:space="0"/>
-          <w:bottom w:val="none" w:color="auto" w:sz="0" w:space="0"/>
-          <w:right w:val="none" w:color="auto" w:sz="0" w:space="0"/>
-        </w:pBdr>
-        <w:spacing w:before="0" w:beforeAutospacing="0" w:after="0" w:afterAutospacing="0" w:line="360" w:lineRule="atLeast"/>
-        <w:ind w:left="-60" w:leftChars="-200" w:right="0" w:rightChars="0" w:hanging="360" w:firstLineChars="0"/>
-        <w:jc w:val="left"/>
-        <w:rPr>
-          <w:rFonts w:asciiTheme="minorHAnsi" w:hAnsiTheme="minorHAnsi" w:eastAsiaTheme="minorEastAsia" w:cstheme="minorBidi"/>
-          <w:color w:val="1F2329"/>
-          <w:kern w:val="2"/>
-          <w:sz w:val="24"/>
-          <w:szCs w:val="24"/>
-          <w:lang w:val="en-US" w:eastAsia="zh-CN" w:bidi="ar-SA"/>
-        </w:rPr>
-      </w:pPr>
-      <w:r>
-        <w:rPr>
-          <w:rFonts w:asciiTheme="minorHAnsi" w:hAnsiTheme="minorHAnsi" w:eastAsiaTheme="minorEastAsia" w:cstheme="minorBidi"/>
-          <w:b/>
-          <w:bCs/>
-          <w:color w:val="1F2329"/>
-          <w:kern w:val="2"/>
-          <w:sz w:val="24"/>
-          <w:szCs w:val="24"/>
-          <w:lang w:val="en-US" w:eastAsia="zh-CN" w:bidi="ar-SA"/>
-        </w:rPr>
-        <w:t>问：威思瑞公司地址在哪里？</w:t>
-      </w:r>
-    </w:p>
-    <w:p>
-      <w:pPr>
-        <w:keepNext w:val="0"/>
-        <w:keepLines w:val="0"/>
-        <w:widowControl/>
-        <w:numPr>
-          <w:numId w:val="0"/>
-        </w:numPr>
-        <w:suppressLineNumbers w:val="0"/>
-        <w:pBdr>
-          <w:top w:val="none" w:color="auto" w:sz="0" w:space="0"/>
-          <w:left w:val="none" w:color="auto" w:sz="0" w:space="0"/>
-          <w:bottom w:val="none" w:color="auto" w:sz="0" w:space="0"/>
-          <w:right w:val="none" w:color="auto" w:sz="0" w:space="0"/>
-        </w:pBdr>
-        <w:spacing w:before="0" w:beforeAutospacing="0" w:after="0" w:afterAutospacing="0" w:line="360" w:lineRule="atLeast"/>
-        <w:ind w:leftChars="-400" w:right="0" w:rightChars="0"/>
-        <w:jc w:val="left"/>
-        <w:rPr>
-          <w:rFonts w:asciiTheme="minorHAnsi" w:hAnsiTheme="minorHAnsi" w:eastAsiaTheme="minorEastAsia" w:cstheme="minorBidi"/>
-          <w:color w:val="1F2329"/>
-          <w:kern w:val="2"/>
-          <w:sz w:val="24"/>
-          <w:szCs w:val="24"/>
-          <w:lang w:val="en-US" w:eastAsia="zh-CN" w:bidi="ar-SA"/>
-        </w:rPr>
-      </w:pPr>
-      <w:r>
-        <w:rPr>
-          <w:rFonts w:asciiTheme="minorHAnsi" w:hAnsiTheme="minorHAnsi" w:eastAsiaTheme="minorEastAsia" w:cstheme="minorBidi"/>
-          <w:b/>
-          <w:bCs/>
-          <w:color w:val="1F2329"/>
-          <w:kern w:val="2"/>
-          <w:sz w:val="24"/>
-          <w:szCs w:val="24"/>
-          <w:lang w:val="en-US" w:eastAsia="zh-CN" w:bidi="ar-SA"/>
-        </w:rPr>
-        <w:t>答：地址为南京市蓝堡湾花园12栋。</w:t>
-      </w:r>
-    </w:p>
-    <w:p>
-      <w:pPr>
-        <w:keepNext w:val="0"/>
-        <w:keepLines w:val="0"/>
-        <w:widowControl/>
-        <w:numPr>
-          <w:ilvl w:val="0"/>
-          <w:numId w:val="1"/>
-        </w:numPr>
-        <w:suppressLineNumbers w:val="0"/>
-        <w:pBdr>
-          <w:top w:val="none" w:color="auto" w:sz="0" w:space="0"/>
-          <w:left w:val="none" w:color="auto" w:sz="0" w:space="0"/>
-          <w:bottom w:val="none" w:color="auto" w:sz="0" w:space="0"/>
-          <w:right w:val="none" w:color="auto" w:sz="0" w:space="0"/>
-        </w:pBdr>
-        <w:spacing w:before="0" w:beforeAutospacing="0" w:after="0" w:afterAutospacing="0" w:line="360" w:lineRule="atLeast"/>
-        <w:ind w:left="-60" w:leftChars="-200" w:right="0" w:rightChars="0" w:hanging="360" w:firstLineChars="0"/>
-        <w:jc w:val="left"/>
-        <w:rPr>
-          <w:rFonts w:asciiTheme="minorHAnsi" w:hAnsiTheme="minorHAnsi" w:eastAsiaTheme="minorEastAsia" w:cstheme="minorBidi"/>
-          <w:color w:val="1F2329"/>
-          <w:kern w:val="2"/>
-          <w:sz w:val="24"/>
-          <w:szCs w:val="24"/>
-          <w:lang w:val="en-US" w:eastAsia="zh-CN" w:bidi="ar-SA"/>
-        </w:rPr>
-      </w:pPr>
-      <w:r>
-        <w:rPr>
-          <w:rFonts w:asciiTheme="minorHAnsi" w:hAnsiTheme="minorHAnsi" w:eastAsiaTheme="minorEastAsia" w:cstheme="minorBidi"/>
-          <w:b/>
-          <w:bCs/>
-          <w:color w:val="1F2329"/>
-          <w:kern w:val="2"/>
-          <w:sz w:val="24"/>
-          <w:szCs w:val="24"/>
-          <w:lang w:val="en-US" w:eastAsia="zh-CN" w:bidi="ar-SA"/>
-        </w:rPr>
-        <w:t>问：威思瑞联系电话是多少？</w:t>
-      </w:r>
-    </w:p>
-    <w:p>
-      <w:pPr>
-        <w:keepNext w:val="0"/>
-        <w:keepLines w:val="0"/>
-        <w:widowControl/>
-        <w:numPr>
-          <w:numId w:val="0"/>
-        </w:numPr>
-        <w:suppressLineNumbers w:val="0"/>
-        <w:pBdr>
-          <w:top w:val="none" w:color="auto" w:sz="0" w:space="0"/>
-          <w:left w:val="none" w:color="auto" w:sz="0" w:space="0"/>
-          <w:bottom w:val="none" w:color="auto" w:sz="0" w:space="0"/>
-          <w:right w:val="none" w:color="auto" w:sz="0" w:space="0"/>
-        </w:pBdr>
-        <w:spacing w:before="0" w:beforeAutospacing="0" w:after="0" w:afterAutospacing="0" w:line="360" w:lineRule="atLeast"/>
-        <w:ind w:leftChars="-400" w:right="0" w:rightChars="0"/>
-        <w:jc w:val="left"/>
-        <w:rPr>
-          <w:rFonts w:asciiTheme="minorHAnsi" w:hAnsiTheme="minorHAnsi" w:eastAsiaTheme="minorEastAsia" w:cstheme="minorBidi"/>
-          <w:color w:val="1F2329"/>
-          <w:kern w:val="2"/>
-          <w:sz w:val="24"/>
-          <w:szCs w:val="24"/>
-          <w:lang w:val="en-US" w:eastAsia="zh-CN" w:bidi="ar-SA"/>
-        </w:rPr>
-      </w:pPr>
-      <w:r>
-        <w:rPr>
-          <w:rFonts w:asciiTheme="minorHAnsi" w:hAnsiTheme="minorHAnsi" w:eastAsiaTheme="minorEastAsia" w:cstheme="minorBidi"/>
-          <w:b/>
-          <w:bCs/>
-          <w:color w:val="1F2329"/>
-          <w:kern w:val="2"/>
-          <w:sz w:val="24"/>
-          <w:szCs w:val="24"/>
-          <w:lang w:val="en-US" w:eastAsia="zh-CN" w:bidi="ar-SA"/>
-        </w:rPr>
-        <w:t>答：联系电话：18501507342。</w:t>
-      </w:r>
-    </w:p>
-    <w:p>
-      <w:pPr>
-        <w:keepNext w:val="0"/>
-        <w:keepLines w:val="0"/>
-        <w:widowControl/>
-        <w:numPr>
-          <w:ilvl w:val="0"/>
-          <w:numId w:val="1"/>
-        </w:numPr>
-        <w:suppressLineNumbers w:val="0"/>
-        <w:pBdr>
-          <w:top w:val="none" w:color="auto" w:sz="0" w:space="0"/>
-          <w:left w:val="none" w:color="auto" w:sz="0" w:space="0"/>
-          <w:bottom w:val="none" w:color="auto" w:sz="0" w:space="0"/>
-          <w:right w:val="none" w:color="auto" w:sz="0" w:space="0"/>
-        </w:pBdr>
-        <w:spacing w:before="0" w:beforeAutospacing="0" w:after="0" w:afterAutospacing="0" w:line="360" w:lineRule="atLeast"/>
-        <w:ind w:left="-60" w:leftChars="-200" w:right="0" w:rightChars="0" w:hanging="360" w:firstLineChars="0"/>
-        <w:jc w:val="left"/>
-        <w:rPr>
-          <w:rFonts w:asciiTheme="minorHAnsi" w:hAnsiTheme="minorHAnsi" w:eastAsiaTheme="minorEastAsia" w:cstheme="minorBidi"/>
-          <w:color w:val="1F2329"/>
-          <w:kern w:val="2"/>
-          <w:sz w:val="24"/>
-          <w:szCs w:val="24"/>
-          <w:lang w:val="en-US" w:eastAsia="zh-CN" w:bidi="ar-SA"/>
-        </w:rPr>
-      </w:pPr>
-      <w:r>
-        <w:rPr>
-          <w:rFonts w:asciiTheme="minorHAnsi" w:hAnsiTheme="minorHAnsi" w:eastAsiaTheme="minorEastAsia" w:cstheme="minorBidi"/>
-          <w:b/>
-          <w:bCs/>
-          <w:color w:val="1F2329"/>
-          <w:kern w:val="2"/>
-          <w:sz w:val="24"/>
-          <w:szCs w:val="24"/>
-          <w:lang w:val="en-US" w:eastAsia="zh-CN" w:bidi="ar-SA"/>
-        </w:rPr>
-        <w:t>问：威思瑞官方网站是什么？</w:t>
-      </w:r>
-    </w:p>
-    <w:p>
-      <w:pPr>
-        <w:keepNext w:val="0"/>
-        <w:keepLines w:val="0"/>
-        <w:widowControl/>
-        <w:numPr>
-          <w:numId w:val="0"/>
-        </w:numPr>
-        <w:suppressLineNumbers w:val="0"/>
-        <w:pBdr>
-          <w:top w:val="none" w:color="auto" w:sz="0" w:space="0"/>
-          <w:left w:val="none" w:color="auto" w:sz="0" w:space="0"/>
-          <w:bottom w:val="none" w:color="auto" w:sz="0" w:space="0"/>
-          <w:right w:val="none" w:color="auto" w:sz="0" w:space="0"/>
-        </w:pBdr>
-        <w:spacing w:before="0" w:beforeAutospacing="0" w:after="0" w:afterAutospacing="0" w:line="360" w:lineRule="atLeast"/>
-        <w:ind w:leftChars="-400" w:right="0" w:rightChars="0"/>
-        <w:jc w:val="left"/>
-        <w:rPr>
-          <w:rFonts w:asciiTheme="minorHAnsi" w:hAnsiTheme="minorHAnsi" w:eastAsiaTheme="minorEastAsia" w:cstheme="minorBidi"/>
-          <w:color w:val="1F2329"/>
-          <w:kern w:val="2"/>
-          <w:sz w:val="24"/>
-          <w:szCs w:val="24"/>
-          <w:lang w:val="en-US" w:eastAsia="zh-CN" w:bidi="ar-SA"/>
-        </w:rPr>
-      </w:pPr>
-      <w:r>
-        <w:rPr>
-          <w:rFonts w:asciiTheme="minorHAnsi" w:hAnsiTheme="minorHAnsi" w:eastAsiaTheme="minorEastAsia" w:cstheme="minorBidi"/>
-          <w:b/>
-          <w:bCs/>
-          <w:color w:val="1F2329"/>
-          <w:kern w:val="2"/>
-          <w:sz w:val="24"/>
-          <w:szCs w:val="24"/>
-          <w:lang w:val="en-US" w:eastAsia="zh-CN" w:bidi="ar-SA"/>
-        </w:rPr>
-        <w:t>答：官网地址：http://home.wsiri.cn/。</w:t>
-      </w:r>
-    </w:p>
-    <w:p>
-      <w:pPr>
-        <w:keepNext w:val="0"/>
-        <w:keepLines w:val="0"/>
-        <w:widowControl/>
-        <w:numPr>
-          <w:ilvl w:val="0"/>
-          <w:numId w:val="1"/>
-        </w:numPr>
-        <w:suppressLineNumbers w:val="0"/>
-        <w:pBdr>
-          <w:top w:val="none" w:color="auto" w:sz="0" w:space="0"/>
-          <w:left w:val="none" w:color="auto" w:sz="0" w:space="0"/>
-          <w:bottom w:val="none" w:color="auto" w:sz="0" w:space="0"/>
-          <w:right w:val="none" w:color="auto" w:sz="0" w:space="0"/>
-        </w:pBdr>
-        <w:spacing w:before="0" w:beforeAutospacing="0" w:after="0" w:afterAutospacing="0" w:line="360" w:lineRule="atLeast"/>
-        <w:ind w:left="-60" w:leftChars="-200" w:right="0" w:rightChars="0" w:hanging="360" w:firstLineChars="0"/>
-        <w:jc w:val="left"/>
-        <w:rPr>
-          <w:rFonts w:asciiTheme="minorHAnsi" w:hAnsiTheme="minorHAnsi" w:eastAsiaTheme="minorEastAsia" w:cstheme="minorBidi"/>
-          <w:color w:val="1F2329"/>
-          <w:kern w:val="2"/>
-          <w:sz w:val="24"/>
-          <w:szCs w:val="24"/>
-          <w:lang w:val="en-US" w:eastAsia="zh-CN" w:bidi="ar-SA"/>
-        </w:rPr>
-      </w:pPr>
-      <w:r>
-        <w:rPr>
-          <w:rFonts w:asciiTheme="minorHAnsi" w:hAnsiTheme="minorHAnsi" w:eastAsiaTheme="minorEastAsia" w:cstheme="minorBidi"/>
-          <w:b/>
-          <w:bCs/>
-          <w:color w:val="1F2329"/>
-          <w:kern w:val="2"/>
-          <w:sz w:val="24"/>
-          <w:szCs w:val="24"/>
-          <w:lang w:val="en-US" w:eastAsia="zh-CN" w:bidi="ar-SA"/>
-        </w:rPr>
-        <w:t>问：威思瑞联系邮箱是什么？</w:t>
-      </w:r>
-    </w:p>
-    <w:p>
-      <w:pPr>
-        <w:keepNext w:val="0"/>
-        <w:keepLines w:val="0"/>
-        <w:widowControl/>
-        <w:numPr>
-          <w:numId w:val="0"/>
-        </w:numPr>
-        <w:suppressLineNumbers w:val="0"/>
-        <w:pBdr>
-          <w:top w:val="none" w:color="auto" w:sz="0" w:space="0"/>
-          <w:left w:val="none" w:color="auto" w:sz="0" w:space="0"/>
-          <w:bottom w:val="none" w:color="auto" w:sz="0" w:space="0"/>
-          <w:right w:val="none" w:color="auto" w:sz="0" w:space="0"/>
-        </w:pBdr>
-        <w:spacing w:before="0" w:beforeAutospacing="0" w:after="0" w:afterAutospacing="0" w:line="360" w:lineRule="atLeast"/>
-        <w:ind w:leftChars="-400" w:right="0" w:rightChars="0"/>
-        <w:jc w:val="left"/>
-        <w:rPr>
-          <w:rFonts w:asciiTheme="minorHAnsi" w:hAnsiTheme="minorHAnsi" w:eastAsiaTheme="minorEastAsia" w:cstheme="minorBidi"/>
-          <w:color w:val="1F2329"/>
-          <w:kern w:val="2"/>
-          <w:sz w:val="24"/>
-          <w:szCs w:val="24"/>
-          <w:lang w:val="en-US" w:eastAsia="zh-CN" w:bidi="ar-SA"/>
-        </w:rPr>
-      </w:pPr>
-      <w:r>
-        <w:rPr>
-          <w:rFonts w:asciiTheme="minorHAnsi" w:hAnsiTheme="minorHAnsi" w:eastAsiaTheme="minorEastAsia" w:cstheme="minorBidi"/>
-          <w:b/>
-          <w:bCs/>
-          <w:color w:val="1F2329"/>
-          <w:kern w:val="2"/>
-          <w:sz w:val="24"/>
-          <w:szCs w:val="24"/>
-          <w:lang w:val="en-US" w:eastAsia="zh-CN" w:bidi="ar-SA"/>
-        </w:rPr>
-        <w:t>答：邮箱：18501507342@163.com。</w:t>
-      </w:r>
-    </w:p>
-    <w:p>
-      <w:pPr>
-        <w:keepNext w:val="0"/>
-        <w:keepLines w:val="0"/>
-        <w:widowControl/>
-        <w:suppressLineNumbers w:val="0"/>
-        <w:pBdr>
-          <w:top w:val="none" w:color="auto" w:sz="0" w:space="0"/>
-          <w:left w:val="none" w:color="auto" w:sz="0" w:space="0"/>
-          <w:bottom w:val="none" w:color="auto" w:sz="0" w:space="0"/>
-          <w:right w:val="none" w:color="auto" w:sz="0" w:space="0"/>
-        </w:pBdr>
-        <w:spacing w:before="0" w:beforeAutospacing="0" w:after="0" w:afterAutospacing="0" w:line="360" w:lineRule="atLeast"/>
-        <w:ind w:left="0" w:leftChars="0" w:right="0" w:rightChars="0"/>
-        <w:jc w:val="left"/>
-        <w:outlineLvl w:val="1"/>
-        <w:rPr>
-          <w:rFonts w:hint="eastAsia" w:ascii="宋体" w:hAnsi="宋体" w:eastAsia="宋体" w:cs="宋体"/>
-          <w:b/>
-          <w:bCs/>
-          <w:color w:val="1F2329"/>
-          <w:kern w:val="0"/>
-          <w:sz w:val="24"/>
-          <w:szCs w:val="24"/>
-          <w:lang w:val="en-US" w:eastAsia="zh-CN" w:bidi="ar"/>
-        </w:rPr>
-      </w:pPr>
-      <w:r>
-        <w:rPr>
-          <w:rFonts w:hint="eastAsia" w:ascii="宋体" w:hAnsi="宋体" w:eastAsia="宋体" w:cs="宋体"/>
-          <w:b/>
-          <w:bCs/>
-          <w:color w:val="1F2329"/>
-          <w:kern w:val="0"/>
-          <w:sz w:val="24"/>
-          <w:szCs w:val="24"/>
-          <w:lang w:val="en-US" w:eastAsia="zh-CN" w:bidi="ar"/>
-        </w:rPr>
-        <w:t>二、技术介绍</w:t>
+        <w:t>答：威思瑞是专注前沿人工智能服务的创新型企业，定位为别</w:t>
       </w:r>
       <w:bookmarkStart w:id="0" w:name="_GoBack"/>
       <w:bookmarkEnd w:id="0"/>
+      <w:r>
+        <w:rPr>
+          <w:rFonts w:asciiTheme="minorHAnsi" w:hAnsiTheme="minorHAnsi" w:eastAsiaTheme="minorEastAsia" w:cstheme="minorBidi"/>
+          <w:b/>
+          <w:bCs/>
+          <w:color w:val="1F2329"/>
+          <w:kern w:val="2"/>
+          <w:sz w:val="24"/>
+          <w:szCs w:val="24"/>
+          <w:lang w:val="en-US" w:eastAsia="zh-CN" w:bidi="ar-SA"/>
+        </w:rPr>
+        <w:t>墅垂直+水平智能交通领航者，致力于构建别墅AI机器人服务生态。核心业务涵盖AI多模态模型智选、行业Agent定制开发、分布式算力魔盒，主打别墅电梯及别墅全场景智能化研发、落地，同时提供</w:t>
+      </w:r>
+      <w:r>
+        <w:rPr>
+          <w:rFonts w:hint="eastAsia" w:cstheme="minorBidi"/>
+          <w:b/>
+          <w:bCs/>
+          <w:color w:val="1F2329"/>
+          <w:kern w:val="2"/>
+          <w:sz w:val="24"/>
+          <w:szCs w:val="24"/>
+          <w:lang w:val="en-US" w:eastAsia="zh-CN" w:bidi="ar-SA"/>
+        </w:rPr>
+        <w:t>AI+硬件</w:t>
+      </w:r>
+      <w:r>
+        <w:rPr>
+          <w:rFonts w:asciiTheme="minorHAnsi" w:hAnsiTheme="minorHAnsi" w:eastAsiaTheme="minorEastAsia" w:cstheme="minorBidi"/>
+          <w:b/>
+          <w:bCs/>
+          <w:color w:val="1F2329"/>
+          <w:kern w:val="2"/>
+          <w:sz w:val="24"/>
+          <w:szCs w:val="24"/>
+          <w:lang w:val="en-US" w:eastAsia="zh-CN" w:bidi="ar-SA"/>
+        </w:rPr>
+        <w:t>整体解决方案。</w:t>
+      </w:r>
+    </w:p>
+    <w:p>
+      <w:pPr>
+        <w:keepNext w:val="0"/>
+        <w:keepLines w:val="0"/>
+        <w:widowControl/>
+        <w:numPr>
+          <w:ilvl w:val="0"/>
+          <w:numId w:val="1"/>
+        </w:numPr>
+        <w:suppressLineNumbers w:val="0"/>
+        <w:pBdr>
+          <w:top w:val="none" w:color="auto" w:sz="0" w:space="0"/>
+          <w:left w:val="none" w:color="auto" w:sz="0" w:space="0"/>
+          <w:bottom w:val="none" w:color="auto" w:sz="0" w:space="0"/>
+          <w:right w:val="none" w:color="auto" w:sz="0" w:space="0"/>
+        </w:pBdr>
+        <w:spacing w:before="0" w:beforeAutospacing="0" w:after="0" w:afterAutospacing="0" w:line="360" w:lineRule="atLeast"/>
+        <w:ind w:left="-60" w:leftChars="-200" w:right="0" w:rightChars="0" w:hanging="360" w:firstLineChars="0"/>
+        <w:jc w:val="left"/>
+        <w:rPr>
+          <w:rFonts w:asciiTheme="minorHAnsi" w:hAnsiTheme="minorHAnsi" w:eastAsiaTheme="minorEastAsia" w:cstheme="minorBidi"/>
+          <w:color w:val="1F2329"/>
+          <w:kern w:val="2"/>
+          <w:sz w:val="24"/>
+          <w:szCs w:val="24"/>
+          <w:lang w:val="en-US" w:eastAsia="zh-CN" w:bidi="ar-SA"/>
+        </w:rPr>
+      </w:pPr>
+      <w:r>
+        <w:rPr>
+          <w:rFonts w:asciiTheme="minorHAnsi" w:hAnsiTheme="minorHAnsi" w:eastAsiaTheme="minorEastAsia" w:cstheme="minorBidi"/>
+          <w:b/>
+          <w:bCs/>
+          <w:color w:val="1F2329"/>
+          <w:kern w:val="2"/>
+          <w:sz w:val="24"/>
+          <w:szCs w:val="24"/>
+          <w:lang w:val="en-US" w:eastAsia="zh-CN" w:bidi="ar-SA"/>
+        </w:rPr>
+        <w:t>问：威思瑞公司的主要产品有哪些？</w:t>
+      </w:r>
+    </w:p>
+    <w:p>
+      <w:pPr>
+        <w:keepNext w:val="0"/>
+        <w:keepLines w:val="0"/>
+        <w:widowControl/>
+        <w:numPr>
+          <w:ilvl w:val="0"/>
+          <w:numId w:val="0"/>
+        </w:numPr>
+        <w:suppressLineNumbers w:val="0"/>
+        <w:pBdr>
+          <w:top w:val="none" w:color="auto" w:sz="0" w:space="0"/>
+          <w:left w:val="none" w:color="auto" w:sz="0" w:space="0"/>
+          <w:bottom w:val="none" w:color="auto" w:sz="0" w:space="0"/>
+          <w:right w:val="none" w:color="auto" w:sz="0" w:space="0"/>
+        </w:pBdr>
+        <w:spacing w:before="0" w:beforeAutospacing="0" w:after="0" w:afterAutospacing="0" w:line="360" w:lineRule="atLeast"/>
+        <w:ind w:leftChars="-400" w:right="0" w:rightChars="0"/>
+        <w:jc w:val="left"/>
+        <w:rPr>
+          <w:rFonts w:asciiTheme="minorHAnsi" w:hAnsiTheme="minorHAnsi" w:eastAsiaTheme="minorEastAsia" w:cstheme="minorBidi"/>
+          <w:color w:val="1F2329"/>
+          <w:kern w:val="2"/>
+          <w:sz w:val="24"/>
+          <w:szCs w:val="24"/>
+          <w:lang w:val="en-US" w:eastAsia="zh-CN" w:bidi="ar-SA"/>
+        </w:rPr>
+      </w:pPr>
+      <w:r>
+        <w:rPr>
+          <w:rFonts w:asciiTheme="minorHAnsi" w:hAnsiTheme="minorHAnsi" w:eastAsiaTheme="minorEastAsia" w:cstheme="minorBidi"/>
+          <w:b/>
+          <w:bCs/>
+          <w:color w:val="1F2329"/>
+          <w:kern w:val="2"/>
+          <w:sz w:val="24"/>
+          <w:szCs w:val="24"/>
+          <w:lang w:val="en-US" w:eastAsia="zh-CN" w:bidi="ar-SA"/>
+        </w:rPr>
+        <w:t>答：主要产品为别墅电梯智能体、别墅机器人智能体，搭配三大自研芯片、智屏系列终端、智控、智音、智眼、智探、智航等技术产品，同时配套完整</w:t>
+      </w:r>
+      <w:r>
+        <w:rPr>
+          <w:rFonts w:hint="eastAsia" w:cstheme="minorBidi"/>
+          <w:b/>
+          <w:bCs/>
+          <w:color w:val="1F2329"/>
+          <w:kern w:val="2"/>
+          <w:sz w:val="24"/>
+          <w:szCs w:val="24"/>
+          <w:lang w:val="en-US" w:eastAsia="zh-CN" w:bidi="ar-SA"/>
+        </w:rPr>
+        <w:t>AI+硬件</w:t>
+      </w:r>
+      <w:r>
+        <w:rPr>
+          <w:rFonts w:asciiTheme="minorHAnsi" w:hAnsiTheme="minorHAnsi" w:eastAsiaTheme="minorEastAsia" w:cstheme="minorBidi"/>
+          <w:b/>
+          <w:bCs/>
+          <w:color w:val="1F2329"/>
+          <w:kern w:val="2"/>
+          <w:sz w:val="24"/>
+          <w:szCs w:val="24"/>
+          <w:lang w:val="en-US" w:eastAsia="zh-CN" w:bidi="ar-SA"/>
+        </w:rPr>
+        <w:t>管理系统。</w:t>
+      </w:r>
+    </w:p>
+    <w:p>
+      <w:pPr>
+        <w:keepNext w:val="0"/>
+        <w:keepLines w:val="0"/>
+        <w:widowControl/>
+        <w:numPr>
+          <w:ilvl w:val="0"/>
+          <w:numId w:val="1"/>
+        </w:numPr>
+        <w:suppressLineNumbers w:val="0"/>
+        <w:pBdr>
+          <w:top w:val="none" w:color="auto" w:sz="0" w:space="0"/>
+          <w:left w:val="none" w:color="auto" w:sz="0" w:space="0"/>
+          <w:bottom w:val="none" w:color="auto" w:sz="0" w:space="0"/>
+          <w:right w:val="none" w:color="auto" w:sz="0" w:space="0"/>
+        </w:pBdr>
+        <w:spacing w:before="0" w:beforeAutospacing="0" w:after="0" w:afterAutospacing="0" w:line="360" w:lineRule="atLeast"/>
+        <w:ind w:left="-60" w:leftChars="-200" w:right="0" w:rightChars="0" w:hanging="360" w:firstLineChars="0"/>
+        <w:jc w:val="left"/>
+        <w:rPr>
+          <w:rFonts w:asciiTheme="minorHAnsi" w:hAnsiTheme="minorHAnsi" w:eastAsiaTheme="minorEastAsia" w:cstheme="minorBidi"/>
+          <w:color w:val="1F2329"/>
+          <w:kern w:val="2"/>
+          <w:sz w:val="24"/>
+          <w:szCs w:val="24"/>
+          <w:lang w:val="en-US" w:eastAsia="zh-CN" w:bidi="ar-SA"/>
+        </w:rPr>
+      </w:pPr>
+      <w:r>
+        <w:rPr>
+          <w:rFonts w:asciiTheme="minorHAnsi" w:hAnsiTheme="minorHAnsi" w:eastAsiaTheme="minorEastAsia" w:cstheme="minorBidi"/>
+          <w:b/>
+          <w:bCs/>
+          <w:color w:val="1F2329"/>
+          <w:kern w:val="2"/>
+          <w:sz w:val="24"/>
+          <w:szCs w:val="24"/>
+          <w:lang w:val="en-US" w:eastAsia="zh-CN" w:bidi="ar-SA"/>
+        </w:rPr>
+        <w:t>问：威思瑞的法人代表</w:t>
+      </w:r>
+      <w:r>
+        <w:rPr>
+          <w:rFonts w:hint="eastAsia" w:asciiTheme="minorHAnsi" w:hAnsiTheme="minorHAnsi" w:eastAsiaTheme="minorEastAsia" w:cstheme="minorBidi"/>
+          <w:b/>
+          <w:bCs/>
+          <w:color w:val="1F2329"/>
+          <w:kern w:val="2"/>
+          <w:sz w:val="24"/>
+          <w:szCs w:val="24"/>
+          <w:lang w:val="en-US" w:eastAsia="zh-CN" w:bidi="ar-SA"/>
+        </w:rPr>
+        <w:t>/</w:t>
+      </w:r>
+      <w:r>
+        <w:rPr>
+          <w:rFonts w:asciiTheme="minorHAnsi" w:hAnsiTheme="minorHAnsi" w:eastAsiaTheme="minorEastAsia" w:cstheme="minorBidi"/>
+          <w:b/>
+          <w:bCs/>
+          <w:color w:val="1F2329"/>
+          <w:kern w:val="2"/>
+          <w:sz w:val="24"/>
+          <w:szCs w:val="24"/>
+          <w:lang w:val="en-US" w:eastAsia="zh-CN" w:bidi="ar-SA"/>
+        </w:rPr>
+        <w:t>总经理是谁？主要负责什么工作？</w:t>
+      </w:r>
+    </w:p>
+    <w:p>
+      <w:pPr>
+        <w:keepNext w:val="0"/>
+        <w:keepLines w:val="0"/>
+        <w:widowControl/>
+        <w:numPr>
+          <w:ilvl w:val="0"/>
+          <w:numId w:val="0"/>
+        </w:numPr>
+        <w:suppressLineNumbers w:val="0"/>
+        <w:pBdr>
+          <w:top w:val="none" w:color="auto" w:sz="0" w:space="0"/>
+          <w:left w:val="none" w:color="auto" w:sz="0" w:space="0"/>
+          <w:bottom w:val="none" w:color="auto" w:sz="0" w:space="0"/>
+          <w:right w:val="none" w:color="auto" w:sz="0" w:space="0"/>
+        </w:pBdr>
+        <w:spacing w:before="0" w:beforeAutospacing="0" w:after="0" w:afterAutospacing="0" w:line="360" w:lineRule="atLeast"/>
+        <w:ind w:leftChars="-400" w:right="0" w:rightChars="0"/>
+        <w:jc w:val="left"/>
+        <w:rPr>
+          <w:rFonts w:asciiTheme="minorHAnsi" w:hAnsiTheme="minorHAnsi" w:eastAsiaTheme="minorEastAsia" w:cstheme="minorBidi"/>
+          <w:color w:val="1F2329"/>
+          <w:kern w:val="2"/>
+          <w:sz w:val="24"/>
+          <w:szCs w:val="24"/>
+          <w:lang w:val="en-US" w:eastAsia="zh-CN" w:bidi="ar-SA"/>
+        </w:rPr>
+      </w:pPr>
+      <w:r>
+        <w:rPr>
+          <w:rFonts w:asciiTheme="minorHAnsi" w:hAnsiTheme="minorHAnsi" w:eastAsiaTheme="minorEastAsia" w:cstheme="minorBidi"/>
+          <w:b/>
+          <w:bCs/>
+          <w:color w:val="1F2329"/>
+          <w:kern w:val="2"/>
+          <w:sz w:val="24"/>
+          <w:szCs w:val="24"/>
+          <w:lang w:val="en-US" w:eastAsia="zh-CN" w:bidi="ar-SA"/>
+        </w:rPr>
+        <w:t>答：法人代表为彭雯慧，主要负责聚焦别墅场景的人工智能研发与落地，搭建别墅全场景智能生态。</w:t>
+      </w:r>
+    </w:p>
+    <w:p>
+      <w:pPr>
+        <w:keepNext w:val="0"/>
+        <w:keepLines w:val="0"/>
+        <w:widowControl/>
+        <w:numPr>
+          <w:ilvl w:val="0"/>
+          <w:numId w:val="1"/>
+        </w:numPr>
+        <w:suppressLineNumbers w:val="0"/>
+        <w:pBdr>
+          <w:top w:val="none" w:color="auto" w:sz="0" w:space="0"/>
+          <w:left w:val="none" w:color="auto" w:sz="0" w:space="0"/>
+          <w:bottom w:val="none" w:color="auto" w:sz="0" w:space="0"/>
+          <w:right w:val="none" w:color="auto" w:sz="0" w:space="0"/>
+        </w:pBdr>
+        <w:spacing w:before="0" w:beforeAutospacing="0" w:after="0" w:afterAutospacing="0" w:line="360" w:lineRule="atLeast"/>
+        <w:ind w:left="-60" w:leftChars="-200" w:right="0" w:rightChars="0" w:hanging="360" w:firstLineChars="0"/>
+        <w:jc w:val="left"/>
+        <w:rPr>
+          <w:rFonts w:asciiTheme="minorHAnsi" w:hAnsiTheme="minorHAnsi" w:eastAsiaTheme="minorEastAsia" w:cstheme="minorBidi"/>
+          <w:color w:val="1F2329"/>
+          <w:kern w:val="2"/>
+          <w:sz w:val="24"/>
+          <w:szCs w:val="24"/>
+          <w:lang w:val="en-US" w:eastAsia="zh-CN" w:bidi="ar-SA"/>
+        </w:rPr>
+      </w:pPr>
+      <w:r>
+        <w:rPr>
+          <w:rFonts w:asciiTheme="minorHAnsi" w:hAnsiTheme="minorHAnsi" w:eastAsiaTheme="minorEastAsia" w:cstheme="minorBidi"/>
+          <w:b/>
+          <w:bCs/>
+          <w:color w:val="1F2329"/>
+          <w:kern w:val="2"/>
+          <w:sz w:val="24"/>
+          <w:szCs w:val="24"/>
+          <w:lang w:val="en-US" w:eastAsia="zh-CN" w:bidi="ar-SA"/>
+        </w:rPr>
+        <w:t>问：公司技术总监是谁？有哪些资质与成果？</w:t>
+      </w:r>
+    </w:p>
+    <w:p>
+      <w:pPr>
+        <w:keepNext w:val="0"/>
+        <w:keepLines w:val="0"/>
+        <w:widowControl/>
+        <w:numPr>
+          <w:ilvl w:val="0"/>
+          <w:numId w:val="0"/>
+        </w:numPr>
+        <w:suppressLineNumbers w:val="0"/>
+        <w:pBdr>
+          <w:top w:val="none" w:color="auto" w:sz="0" w:space="0"/>
+          <w:left w:val="none" w:color="auto" w:sz="0" w:space="0"/>
+          <w:bottom w:val="none" w:color="auto" w:sz="0" w:space="0"/>
+          <w:right w:val="none" w:color="auto" w:sz="0" w:space="0"/>
+        </w:pBdr>
+        <w:spacing w:before="0" w:beforeAutospacing="0" w:after="0" w:afterAutospacing="0" w:line="360" w:lineRule="atLeast"/>
+        <w:ind w:leftChars="-400" w:right="0" w:rightChars="0"/>
+        <w:jc w:val="left"/>
+        <w:rPr>
+          <w:rFonts w:asciiTheme="minorHAnsi" w:hAnsiTheme="minorHAnsi" w:eastAsiaTheme="minorEastAsia" w:cstheme="minorBidi"/>
+          <w:color w:val="1F2329"/>
+          <w:kern w:val="2"/>
+          <w:sz w:val="24"/>
+          <w:szCs w:val="24"/>
+          <w:lang w:val="en-US" w:eastAsia="zh-CN" w:bidi="ar-SA"/>
+        </w:rPr>
+      </w:pPr>
+      <w:r>
+        <w:rPr>
+          <w:rFonts w:asciiTheme="minorHAnsi" w:hAnsiTheme="minorHAnsi" w:eastAsiaTheme="minorEastAsia" w:cstheme="minorBidi"/>
+          <w:b/>
+          <w:bCs/>
+          <w:color w:val="1F2329"/>
+          <w:kern w:val="2"/>
+          <w:sz w:val="24"/>
+          <w:szCs w:val="24"/>
+          <w:lang w:val="en-US" w:eastAsia="zh-CN" w:bidi="ar-SA"/>
+        </w:rPr>
+        <w:t>答：技术总监是张天，他是南京大学博士、计算机科学与技术系教授、博导，担任CCF系统专委和形式化方法专委委员。多次主持国家自然科学基金重大项目，拥有发明专利30余项、授权20余项，多项技术成果已应用在华为、腾讯、字节跳动等知名企业。</w:t>
+      </w:r>
+    </w:p>
+    <w:p>
+      <w:pPr>
+        <w:keepNext w:val="0"/>
+        <w:keepLines w:val="0"/>
+        <w:widowControl/>
+        <w:numPr>
+          <w:ilvl w:val="0"/>
+          <w:numId w:val="1"/>
+        </w:numPr>
+        <w:suppressLineNumbers w:val="0"/>
+        <w:pBdr>
+          <w:top w:val="none" w:color="auto" w:sz="0" w:space="0"/>
+          <w:left w:val="none" w:color="auto" w:sz="0" w:space="0"/>
+          <w:bottom w:val="none" w:color="auto" w:sz="0" w:space="0"/>
+          <w:right w:val="none" w:color="auto" w:sz="0" w:space="0"/>
+        </w:pBdr>
+        <w:spacing w:before="0" w:beforeAutospacing="0" w:after="0" w:afterAutospacing="0" w:line="360" w:lineRule="atLeast"/>
+        <w:ind w:left="-60" w:leftChars="-200" w:right="0" w:rightChars="0" w:hanging="360" w:firstLineChars="0"/>
+        <w:jc w:val="left"/>
+        <w:rPr>
+          <w:rFonts w:asciiTheme="minorHAnsi" w:hAnsiTheme="minorHAnsi" w:eastAsiaTheme="minorEastAsia" w:cstheme="minorBidi"/>
+          <w:color w:val="1F2329"/>
+          <w:kern w:val="2"/>
+          <w:sz w:val="24"/>
+          <w:szCs w:val="24"/>
+          <w:lang w:val="en-US" w:eastAsia="zh-CN" w:bidi="ar-SA"/>
+        </w:rPr>
+      </w:pPr>
+      <w:r>
+        <w:rPr>
+          <w:rFonts w:asciiTheme="minorHAnsi" w:hAnsiTheme="minorHAnsi" w:eastAsiaTheme="minorEastAsia" w:cstheme="minorBidi"/>
+          <w:b/>
+          <w:bCs/>
+          <w:color w:val="1F2329"/>
+          <w:kern w:val="2"/>
+          <w:sz w:val="24"/>
+          <w:szCs w:val="24"/>
+          <w:lang w:val="en-US" w:eastAsia="zh-CN" w:bidi="ar-SA"/>
+        </w:rPr>
+        <w:t>问：孙洪流具备哪些行业背景？</w:t>
+      </w:r>
+    </w:p>
+    <w:p>
+      <w:pPr>
+        <w:keepNext w:val="0"/>
+        <w:keepLines w:val="0"/>
+        <w:widowControl/>
+        <w:numPr>
+          <w:ilvl w:val="0"/>
+          <w:numId w:val="0"/>
+        </w:numPr>
+        <w:suppressLineNumbers w:val="0"/>
+        <w:pBdr>
+          <w:top w:val="none" w:color="auto" w:sz="0" w:space="0"/>
+          <w:left w:val="none" w:color="auto" w:sz="0" w:space="0"/>
+          <w:bottom w:val="none" w:color="auto" w:sz="0" w:space="0"/>
+          <w:right w:val="none" w:color="auto" w:sz="0" w:space="0"/>
+        </w:pBdr>
+        <w:spacing w:before="0" w:beforeAutospacing="0" w:after="0" w:afterAutospacing="0" w:line="360" w:lineRule="atLeast"/>
+        <w:ind w:leftChars="-400" w:right="0" w:rightChars="0"/>
+        <w:jc w:val="left"/>
+        <w:rPr>
+          <w:rFonts w:asciiTheme="minorHAnsi" w:hAnsiTheme="minorHAnsi" w:eastAsiaTheme="minorEastAsia" w:cstheme="minorBidi"/>
+          <w:color w:val="1F2329"/>
+          <w:kern w:val="2"/>
+          <w:sz w:val="24"/>
+          <w:szCs w:val="24"/>
+          <w:lang w:val="en-US" w:eastAsia="zh-CN" w:bidi="ar-SA"/>
+        </w:rPr>
+      </w:pPr>
+      <w:r>
+        <w:rPr>
+          <w:rFonts w:asciiTheme="minorHAnsi" w:hAnsiTheme="minorHAnsi" w:eastAsiaTheme="minorEastAsia" w:cstheme="minorBidi"/>
+          <w:b/>
+          <w:bCs/>
+          <w:color w:val="1F2329"/>
+          <w:kern w:val="2"/>
+          <w:sz w:val="24"/>
+          <w:szCs w:val="24"/>
+          <w:lang w:val="en-US" w:eastAsia="zh-CN" w:bidi="ar-SA"/>
+        </w:rPr>
+        <w:t>答：孙洪流是南京大学MBA研究生兼职指导教师，深耕电梯行业20余年，曾在奥的斯担任管理岗位十余年，也担任过通力中国区新设备顾问，行业经验十分丰富。</w:t>
+      </w:r>
+    </w:p>
+    <w:p>
+      <w:pPr>
+        <w:keepNext w:val="0"/>
+        <w:keepLines w:val="0"/>
+        <w:widowControl/>
+        <w:numPr>
+          <w:ilvl w:val="0"/>
+          <w:numId w:val="1"/>
+        </w:numPr>
+        <w:suppressLineNumbers w:val="0"/>
+        <w:pBdr>
+          <w:top w:val="none" w:color="auto" w:sz="0" w:space="0"/>
+          <w:left w:val="none" w:color="auto" w:sz="0" w:space="0"/>
+          <w:bottom w:val="none" w:color="auto" w:sz="0" w:space="0"/>
+          <w:right w:val="none" w:color="auto" w:sz="0" w:space="0"/>
+        </w:pBdr>
+        <w:spacing w:before="0" w:beforeAutospacing="0" w:after="0" w:afterAutospacing="0" w:line="360" w:lineRule="atLeast"/>
+        <w:ind w:left="-60" w:leftChars="-200" w:right="0" w:rightChars="0" w:hanging="360" w:firstLineChars="0"/>
+        <w:jc w:val="left"/>
+        <w:rPr>
+          <w:rFonts w:asciiTheme="minorHAnsi" w:hAnsiTheme="minorHAnsi" w:eastAsiaTheme="minorEastAsia" w:cstheme="minorBidi"/>
+          <w:color w:val="1F2329"/>
+          <w:kern w:val="2"/>
+          <w:sz w:val="24"/>
+          <w:szCs w:val="24"/>
+          <w:lang w:val="en-US" w:eastAsia="zh-CN" w:bidi="ar-SA"/>
+        </w:rPr>
+      </w:pPr>
+      <w:r>
+        <w:rPr>
+          <w:rFonts w:asciiTheme="minorHAnsi" w:hAnsiTheme="minorHAnsi" w:eastAsiaTheme="minorEastAsia" w:cstheme="minorBidi"/>
+          <w:b/>
+          <w:bCs/>
+          <w:color w:val="1F2329"/>
+          <w:kern w:val="2"/>
+          <w:sz w:val="24"/>
+          <w:szCs w:val="24"/>
+          <w:lang w:val="en-US" w:eastAsia="zh-CN" w:bidi="ar-SA"/>
+        </w:rPr>
+        <w:t>问：公司自研了哪几款芯片？研发周期多久？有什么特点？</w:t>
+      </w:r>
+    </w:p>
+    <w:p>
+      <w:pPr>
+        <w:keepNext w:val="0"/>
+        <w:keepLines w:val="0"/>
+        <w:widowControl/>
+        <w:numPr>
+          <w:ilvl w:val="0"/>
+          <w:numId w:val="0"/>
+        </w:numPr>
+        <w:suppressLineNumbers w:val="0"/>
+        <w:pBdr>
+          <w:top w:val="none" w:color="auto" w:sz="0" w:space="0"/>
+          <w:left w:val="none" w:color="auto" w:sz="0" w:space="0"/>
+          <w:bottom w:val="none" w:color="auto" w:sz="0" w:space="0"/>
+          <w:right w:val="none" w:color="auto" w:sz="0" w:space="0"/>
+        </w:pBdr>
+        <w:spacing w:before="0" w:beforeAutospacing="0" w:after="0" w:afterAutospacing="0" w:line="360" w:lineRule="atLeast"/>
+        <w:ind w:leftChars="-400" w:right="0" w:rightChars="0"/>
+        <w:jc w:val="left"/>
+        <w:rPr>
+          <w:rFonts w:asciiTheme="minorHAnsi" w:hAnsiTheme="minorHAnsi" w:eastAsiaTheme="minorEastAsia" w:cstheme="minorBidi"/>
+          <w:color w:val="1F2329"/>
+          <w:kern w:val="2"/>
+          <w:sz w:val="24"/>
+          <w:szCs w:val="24"/>
+          <w:lang w:val="en-US" w:eastAsia="zh-CN" w:bidi="ar-SA"/>
+        </w:rPr>
+      </w:pPr>
+      <w:r>
+        <w:rPr>
+          <w:rFonts w:asciiTheme="minorHAnsi" w:hAnsiTheme="minorHAnsi" w:eastAsiaTheme="minorEastAsia" w:cstheme="minorBidi"/>
+          <w:b/>
+          <w:bCs/>
+          <w:color w:val="1F2329"/>
+          <w:kern w:val="2"/>
+          <w:sz w:val="24"/>
+          <w:szCs w:val="24"/>
+          <w:lang w:val="en-US" w:eastAsia="zh-CN" w:bidi="ar-SA"/>
+        </w:rPr>
+        <w:t>答：公司自研芯脑、智音、睿眼三大行业定制边缘计算芯片，研发周期为2年，主要服务于别墅电梯及别墅相关产品。</w:t>
+      </w:r>
+    </w:p>
+    <w:p>
+      <w:pPr>
+        <w:keepNext w:val="0"/>
+        <w:keepLines w:val="0"/>
+        <w:widowControl/>
+        <w:numPr>
+          <w:ilvl w:val="0"/>
+          <w:numId w:val="1"/>
+        </w:numPr>
+        <w:suppressLineNumbers w:val="0"/>
+        <w:pBdr>
+          <w:top w:val="none" w:color="auto" w:sz="0" w:space="0"/>
+          <w:left w:val="none" w:color="auto" w:sz="0" w:space="0"/>
+          <w:bottom w:val="none" w:color="auto" w:sz="0" w:space="0"/>
+          <w:right w:val="none" w:color="auto" w:sz="0" w:space="0"/>
+        </w:pBdr>
+        <w:spacing w:before="0" w:beforeAutospacing="0" w:after="0" w:afterAutospacing="0" w:line="360" w:lineRule="atLeast"/>
+        <w:ind w:left="-60" w:leftChars="-200" w:right="0" w:rightChars="0" w:hanging="360" w:firstLineChars="0"/>
+        <w:jc w:val="left"/>
+        <w:rPr>
+          <w:rFonts w:asciiTheme="minorHAnsi" w:hAnsiTheme="minorHAnsi" w:eastAsiaTheme="minorEastAsia" w:cstheme="minorBidi"/>
+          <w:color w:val="1F2329"/>
+          <w:kern w:val="2"/>
+          <w:sz w:val="24"/>
+          <w:szCs w:val="24"/>
+          <w:lang w:val="en-US" w:eastAsia="zh-CN" w:bidi="ar-SA"/>
+        </w:rPr>
+      </w:pPr>
+      <w:r>
+        <w:rPr>
+          <w:rFonts w:asciiTheme="minorHAnsi" w:hAnsiTheme="minorHAnsi" w:eastAsiaTheme="minorEastAsia" w:cstheme="minorBidi"/>
+          <w:b/>
+          <w:bCs/>
+          <w:color w:val="1F2329"/>
+          <w:kern w:val="2"/>
+          <w:sz w:val="24"/>
+          <w:szCs w:val="24"/>
+          <w:lang w:val="en-US" w:eastAsia="zh-CN" w:bidi="ar-SA"/>
+        </w:rPr>
+        <w:t>问：公司产品在价格方面有什么优势？</w:t>
+      </w:r>
+    </w:p>
+    <w:p>
+      <w:pPr>
+        <w:keepNext w:val="0"/>
+        <w:keepLines w:val="0"/>
+        <w:widowControl/>
+        <w:numPr>
+          <w:ilvl w:val="0"/>
+          <w:numId w:val="0"/>
+        </w:numPr>
+        <w:suppressLineNumbers w:val="0"/>
+        <w:pBdr>
+          <w:top w:val="none" w:color="auto" w:sz="0" w:space="0"/>
+          <w:left w:val="none" w:color="auto" w:sz="0" w:space="0"/>
+          <w:bottom w:val="none" w:color="auto" w:sz="0" w:space="0"/>
+          <w:right w:val="none" w:color="auto" w:sz="0" w:space="0"/>
+        </w:pBdr>
+        <w:spacing w:before="0" w:beforeAutospacing="0" w:after="0" w:afterAutospacing="0" w:line="360" w:lineRule="atLeast"/>
+        <w:ind w:leftChars="-400" w:right="0" w:rightChars="0"/>
+        <w:jc w:val="left"/>
+        <w:rPr>
+          <w:rFonts w:asciiTheme="minorHAnsi" w:hAnsiTheme="minorHAnsi" w:eastAsiaTheme="minorEastAsia" w:cstheme="minorBidi"/>
+          <w:color w:val="1F2329"/>
+          <w:kern w:val="2"/>
+          <w:sz w:val="24"/>
+          <w:szCs w:val="24"/>
+          <w:lang w:val="en-US" w:eastAsia="zh-CN" w:bidi="ar-SA"/>
+        </w:rPr>
+      </w:pPr>
+      <w:r>
+        <w:rPr>
+          <w:rFonts w:asciiTheme="minorHAnsi" w:hAnsiTheme="minorHAnsi" w:eastAsiaTheme="minorEastAsia" w:cstheme="minorBidi"/>
+          <w:b/>
+          <w:bCs/>
+          <w:color w:val="1F2329"/>
+          <w:kern w:val="2"/>
+          <w:sz w:val="24"/>
+          <w:szCs w:val="24"/>
+          <w:lang w:val="en-US" w:eastAsia="zh-CN" w:bidi="ar-SA"/>
+        </w:rPr>
+        <w:t>答：同品类产品价格具备行业竞争优势。</w:t>
+      </w:r>
+    </w:p>
+    <w:p>
+      <w:pPr>
+        <w:keepNext w:val="0"/>
+        <w:keepLines w:val="0"/>
+        <w:widowControl/>
+        <w:numPr>
+          <w:ilvl w:val="0"/>
+          <w:numId w:val="1"/>
+        </w:numPr>
+        <w:suppressLineNumbers w:val="0"/>
+        <w:pBdr>
+          <w:top w:val="none" w:color="auto" w:sz="0" w:space="0"/>
+          <w:left w:val="none" w:color="auto" w:sz="0" w:space="0"/>
+          <w:bottom w:val="none" w:color="auto" w:sz="0" w:space="0"/>
+          <w:right w:val="none" w:color="auto" w:sz="0" w:space="0"/>
+        </w:pBdr>
+        <w:spacing w:before="0" w:beforeAutospacing="0" w:after="0" w:afterAutospacing="0" w:line="360" w:lineRule="atLeast"/>
+        <w:ind w:left="-60" w:leftChars="-200" w:right="0" w:rightChars="0" w:hanging="360" w:firstLineChars="0"/>
+        <w:jc w:val="left"/>
+        <w:rPr>
+          <w:rFonts w:asciiTheme="minorHAnsi" w:hAnsiTheme="minorHAnsi" w:eastAsiaTheme="minorEastAsia" w:cstheme="minorBidi"/>
+          <w:color w:val="1F2329"/>
+          <w:kern w:val="2"/>
+          <w:sz w:val="24"/>
+          <w:szCs w:val="24"/>
+          <w:lang w:val="en-US" w:eastAsia="zh-CN" w:bidi="ar-SA"/>
+        </w:rPr>
+      </w:pPr>
+      <w:r>
+        <w:rPr>
+          <w:rFonts w:asciiTheme="minorHAnsi" w:hAnsiTheme="minorHAnsi" w:eastAsiaTheme="minorEastAsia" w:cstheme="minorBidi"/>
+          <w:b/>
+          <w:bCs/>
+          <w:color w:val="1F2329"/>
+          <w:kern w:val="2"/>
+          <w:sz w:val="24"/>
+          <w:szCs w:val="24"/>
+          <w:lang w:val="en-US" w:eastAsia="zh-CN" w:bidi="ar-SA"/>
+        </w:rPr>
+        <w:t>问：公司产品有实际应用案例吗？</w:t>
+      </w:r>
+    </w:p>
+    <w:p>
+      <w:pPr>
+        <w:keepNext w:val="0"/>
+        <w:keepLines w:val="0"/>
+        <w:widowControl/>
+        <w:numPr>
+          <w:ilvl w:val="0"/>
+          <w:numId w:val="0"/>
+        </w:numPr>
+        <w:suppressLineNumbers w:val="0"/>
+        <w:pBdr>
+          <w:top w:val="none" w:color="auto" w:sz="0" w:space="0"/>
+          <w:left w:val="none" w:color="auto" w:sz="0" w:space="0"/>
+          <w:bottom w:val="none" w:color="auto" w:sz="0" w:space="0"/>
+          <w:right w:val="none" w:color="auto" w:sz="0" w:space="0"/>
+        </w:pBdr>
+        <w:spacing w:before="0" w:beforeAutospacing="0" w:after="0" w:afterAutospacing="0" w:line="360" w:lineRule="atLeast"/>
+        <w:ind w:leftChars="-400" w:right="0" w:rightChars="0"/>
+        <w:jc w:val="left"/>
+        <w:rPr>
+          <w:rFonts w:asciiTheme="minorHAnsi" w:hAnsiTheme="minorHAnsi" w:eastAsiaTheme="minorEastAsia" w:cstheme="minorBidi"/>
+          <w:color w:val="1F2329"/>
+          <w:kern w:val="2"/>
+          <w:sz w:val="24"/>
+          <w:szCs w:val="24"/>
+          <w:lang w:val="en-US" w:eastAsia="zh-CN" w:bidi="ar-SA"/>
+        </w:rPr>
+      </w:pPr>
+      <w:r>
+        <w:rPr>
+          <w:rFonts w:asciiTheme="minorHAnsi" w:hAnsiTheme="minorHAnsi" w:eastAsiaTheme="minorEastAsia" w:cstheme="minorBidi"/>
+          <w:b/>
+          <w:bCs/>
+          <w:color w:val="1F2329"/>
+          <w:kern w:val="2"/>
+          <w:sz w:val="24"/>
+          <w:szCs w:val="24"/>
+          <w:lang w:val="en-US" w:eastAsia="zh-CN" w:bidi="ar-SA"/>
+        </w:rPr>
+        <w:t>答：有，产品已在浙江绍兴梅轮电梯股份有限公司展厅完成落地示范。</w:t>
+      </w:r>
+    </w:p>
+    <w:p>
+      <w:pPr>
+        <w:keepNext w:val="0"/>
+        <w:keepLines w:val="0"/>
+        <w:widowControl/>
+        <w:numPr>
+          <w:ilvl w:val="0"/>
+          <w:numId w:val="1"/>
+        </w:numPr>
+        <w:suppressLineNumbers w:val="0"/>
+        <w:pBdr>
+          <w:top w:val="none" w:color="auto" w:sz="0" w:space="0"/>
+          <w:left w:val="none" w:color="auto" w:sz="0" w:space="0"/>
+          <w:bottom w:val="none" w:color="auto" w:sz="0" w:space="0"/>
+          <w:right w:val="none" w:color="auto" w:sz="0" w:space="0"/>
+        </w:pBdr>
+        <w:spacing w:before="0" w:beforeAutospacing="0" w:after="0" w:afterAutospacing="0" w:line="360" w:lineRule="atLeast"/>
+        <w:ind w:left="-60" w:leftChars="-200" w:right="0" w:rightChars="0" w:hanging="360" w:firstLineChars="0"/>
+        <w:jc w:val="left"/>
+        <w:rPr>
+          <w:rFonts w:asciiTheme="minorHAnsi" w:hAnsiTheme="minorHAnsi" w:eastAsiaTheme="minorEastAsia" w:cstheme="minorBidi"/>
+          <w:color w:val="1F2329"/>
+          <w:kern w:val="2"/>
+          <w:sz w:val="24"/>
+          <w:szCs w:val="24"/>
+          <w:lang w:val="en-US" w:eastAsia="zh-CN" w:bidi="ar-SA"/>
+        </w:rPr>
+      </w:pPr>
+      <w:r>
+        <w:rPr>
+          <w:rFonts w:asciiTheme="minorHAnsi" w:hAnsiTheme="minorHAnsi" w:eastAsiaTheme="minorEastAsia" w:cstheme="minorBidi"/>
+          <w:b/>
+          <w:bCs/>
+          <w:color w:val="1F2329"/>
+          <w:kern w:val="2"/>
+          <w:sz w:val="24"/>
+          <w:szCs w:val="24"/>
+          <w:lang w:val="en-US" w:eastAsia="zh-CN" w:bidi="ar-SA"/>
+        </w:rPr>
+        <w:t>问：威思瑞是否有线上销售渠道？</w:t>
+      </w:r>
+    </w:p>
+    <w:p>
+      <w:pPr>
+        <w:keepNext w:val="0"/>
+        <w:keepLines w:val="0"/>
+        <w:widowControl/>
+        <w:numPr>
+          <w:ilvl w:val="0"/>
+          <w:numId w:val="1"/>
+        </w:numPr>
+        <w:suppressLineNumbers w:val="0"/>
+        <w:pBdr>
+          <w:top w:val="none" w:color="auto" w:sz="0" w:space="0"/>
+          <w:left w:val="none" w:color="auto" w:sz="0" w:space="0"/>
+          <w:bottom w:val="none" w:color="auto" w:sz="0" w:space="0"/>
+          <w:right w:val="none" w:color="auto" w:sz="0" w:space="0"/>
+        </w:pBdr>
+        <w:spacing w:before="0" w:beforeAutospacing="0" w:after="0" w:afterAutospacing="0" w:line="360" w:lineRule="atLeast"/>
+        <w:ind w:left="-480" w:leftChars="-400" w:right="0" w:rightChars="0" w:hanging="360" w:firstLineChars="0"/>
+        <w:jc w:val="left"/>
+        <w:rPr>
+          <w:rFonts w:asciiTheme="minorHAnsi" w:hAnsiTheme="minorHAnsi" w:eastAsiaTheme="minorEastAsia" w:cstheme="minorBidi"/>
+          <w:color w:val="1F2329"/>
+          <w:kern w:val="2"/>
+          <w:sz w:val="24"/>
+          <w:szCs w:val="24"/>
+          <w:lang w:val="en-US" w:eastAsia="zh-CN" w:bidi="ar-SA"/>
+        </w:rPr>
+      </w:pPr>
+      <w:r>
+        <w:rPr>
+          <w:rFonts w:asciiTheme="minorHAnsi" w:hAnsiTheme="minorHAnsi" w:eastAsiaTheme="minorEastAsia" w:cstheme="minorBidi"/>
+          <w:b/>
+          <w:bCs/>
+          <w:color w:val="1F2329"/>
+          <w:kern w:val="2"/>
+          <w:sz w:val="24"/>
+          <w:szCs w:val="24"/>
+          <w:lang w:val="en-US" w:eastAsia="zh-CN" w:bidi="ar-SA"/>
+        </w:rPr>
+        <w:t>答：公司拥有线上销售渠道。</w:t>
+      </w:r>
+    </w:p>
+    <w:p>
+      <w:pPr>
+        <w:keepNext w:val="0"/>
+        <w:keepLines w:val="0"/>
+        <w:widowControl/>
+        <w:numPr>
+          <w:ilvl w:val="0"/>
+          <w:numId w:val="1"/>
+        </w:numPr>
+        <w:suppressLineNumbers w:val="0"/>
+        <w:pBdr>
+          <w:top w:val="none" w:color="auto" w:sz="0" w:space="0"/>
+          <w:left w:val="none" w:color="auto" w:sz="0" w:space="0"/>
+          <w:bottom w:val="none" w:color="auto" w:sz="0" w:space="0"/>
+          <w:right w:val="none" w:color="auto" w:sz="0" w:space="0"/>
+        </w:pBdr>
+        <w:spacing w:before="0" w:beforeAutospacing="0" w:after="0" w:afterAutospacing="0" w:line="360" w:lineRule="atLeast"/>
+        <w:ind w:left="-60" w:leftChars="-200" w:right="0" w:rightChars="0" w:hanging="360" w:firstLineChars="0"/>
+        <w:jc w:val="left"/>
+        <w:rPr>
+          <w:rFonts w:asciiTheme="minorHAnsi" w:hAnsiTheme="minorHAnsi" w:eastAsiaTheme="minorEastAsia" w:cstheme="minorBidi"/>
+          <w:color w:val="1F2329"/>
+          <w:kern w:val="2"/>
+          <w:sz w:val="24"/>
+          <w:szCs w:val="24"/>
+          <w:lang w:val="en-US" w:eastAsia="zh-CN" w:bidi="ar-SA"/>
+        </w:rPr>
+      </w:pPr>
+      <w:r>
+        <w:rPr>
+          <w:rFonts w:asciiTheme="minorHAnsi" w:hAnsiTheme="minorHAnsi" w:eastAsiaTheme="minorEastAsia" w:cstheme="minorBidi"/>
+          <w:b/>
+          <w:bCs/>
+          <w:color w:val="1F2329"/>
+          <w:kern w:val="2"/>
+          <w:sz w:val="24"/>
+          <w:szCs w:val="24"/>
+          <w:lang w:val="en-US" w:eastAsia="zh-CN" w:bidi="ar-SA"/>
+        </w:rPr>
+        <w:t>问：公司市场渠道策略是什么？</w:t>
+      </w:r>
+    </w:p>
+    <w:p>
+      <w:pPr>
+        <w:keepNext w:val="0"/>
+        <w:keepLines w:val="0"/>
+        <w:widowControl/>
+        <w:numPr>
+          <w:ilvl w:val="0"/>
+          <w:numId w:val="0"/>
+        </w:numPr>
+        <w:suppressLineNumbers w:val="0"/>
+        <w:pBdr>
+          <w:top w:val="none" w:color="auto" w:sz="0" w:space="0"/>
+          <w:left w:val="none" w:color="auto" w:sz="0" w:space="0"/>
+          <w:bottom w:val="none" w:color="auto" w:sz="0" w:space="0"/>
+          <w:right w:val="none" w:color="auto" w:sz="0" w:space="0"/>
+        </w:pBdr>
+        <w:spacing w:before="0" w:beforeAutospacing="0" w:after="0" w:afterAutospacing="0" w:line="360" w:lineRule="atLeast"/>
+        <w:ind w:leftChars="-400" w:right="0" w:rightChars="0"/>
+        <w:jc w:val="left"/>
+        <w:rPr>
+          <w:rFonts w:asciiTheme="minorHAnsi" w:hAnsiTheme="minorHAnsi" w:eastAsiaTheme="minorEastAsia" w:cstheme="minorBidi"/>
+          <w:color w:val="1F2329"/>
+          <w:kern w:val="2"/>
+          <w:sz w:val="24"/>
+          <w:szCs w:val="24"/>
+          <w:lang w:val="en-US" w:eastAsia="zh-CN" w:bidi="ar-SA"/>
+        </w:rPr>
+      </w:pPr>
+      <w:r>
+        <w:rPr>
+          <w:rFonts w:asciiTheme="minorHAnsi" w:hAnsiTheme="minorHAnsi" w:eastAsiaTheme="minorEastAsia" w:cstheme="minorBidi"/>
+          <w:b/>
+          <w:bCs/>
+          <w:color w:val="1F2329"/>
+          <w:kern w:val="2"/>
+          <w:sz w:val="24"/>
+          <w:szCs w:val="24"/>
+          <w:lang w:val="en-US" w:eastAsia="zh-CN" w:bidi="ar-SA"/>
+        </w:rPr>
+        <w:t>答：采用代理商+批量采购、大品牌定制的模式，依托7000家展厅推广“电梯+机器人”套餐，计划拓展2000家合作代理商。</w:t>
+      </w:r>
+    </w:p>
+    <w:p>
+      <w:pPr>
+        <w:keepNext w:val="0"/>
+        <w:keepLines w:val="0"/>
+        <w:widowControl/>
+        <w:numPr>
+          <w:ilvl w:val="0"/>
+          <w:numId w:val="1"/>
+        </w:numPr>
+        <w:suppressLineNumbers w:val="0"/>
+        <w:pBdr>
+          <w:top w:val="none" w:color="auto" w:sz="0" w:space="0"/>
+          <w:left w:val="none" w:color="auto" w:sz="0" w:space="0"/>
+          <w:bottom w:val="none" w:color="auto" w:sz="0" w:space="0"/>
+          <w:right w:val="none" w:color="auto" w:sz="0" w:space="0"/>
+        </w:pBdr>
+        <w:spacing w:before="0" w:beforeAutospacing="0" w:after="0" w:afterAutospacing="0" w:line="360" w:lineRule="atLeast"/>
+        <w:ind w:left="-60" w:leftChars="-200" w:right="0" w:rightChars="0" w:hanging="360" w:firstLineChars="0"/>
+        <w:jc w:val="left"/>
+        <w:rPr>
+          <w:rFonts w:asciiTheme="minorHAnsi" w:hAnsiTheme="minorHAnsi" w:eastAsiaTheme="minorEastAsia" w:cstheme="minorBidi"/>
+          <w:color w:val="1F2329"/>
+          <w:kern w:val="2"/>
+          <w:sz w:val="24"/>
+          <w:szCs w:val="24"/>
+          <w:lang w:val="en-US" w:eastAsia="zh-CN" w:bidi="ar-SA"/>
+        </w:rPr>
+      </w:pPr>
+      <w:r>
+        <w:rPr>
+          <w:rFonts w:asciiTheme="minorHAnsi" w:hAnsiTheme="minorHAnsi" w:eastAsiaTheme="minorEastAsia" w:cstheme="minorBidi"/>
+          <w:b/>
+          <w:bCs/>
+          <w:color w:val="1F2329"/>
+          <w:kern w:val="2"/>
+          <w:sz w:val="24"/>
+          <w:szCs w:val="24"/>
+          <w:lang w:val="en-US" w:eastAsia="zh-CN" w:bidi="ar-SA"/>
+        </w:rPr>
+        <w:t>问：智屏产品目前订单及未来规划目标是什么？</w:t>
+      </w:r>
+    </w:p>
+    <w:p>
+      <w:pPr>
+        <w:keepNext w:val="0"/>
+        <w:keepLines w:val="0"/>
+        <w:widowControl/>
+        <w:numPr>
+          <w:ilvl w:val="0"/>
+          <w:numId w:val="0"/>
+        </w:numPr>
+        <w:suppressLineNumbers w:val="0"/>
+        <w:pBdr>
+          <w:top w:val="none" w:color="auto" w:sz="0" w:space="0"/>
+          <w:left w:val="none" w:color="auto" w:sz="0" w:space="0"/>
+          <w:bottom w:val="none" w:color="auto" w:sz="0" w:space="0"/>
+          <w:right w:val="none" w:color="auto" w:sz="0" w:space="0"/>
+        </w:pBdr>
+        <w:spacing w:before="0" w:beforeAutospacing="0" w:after="0" w:afterAutospacing="0" w:line="360" w:lineRule="atLeast"/>
+        <w:ind w:leftChars="-400" w:right="0" w:rightChars="0"/>
+        <w:jc w:val="left"/>
+        <w:rPr>
+          <w:rFonts w:asciiTheme="minorHAnsi" w:hAnsiTheme="minorHAnsi" w:eastAsiaTheme="minorEastAsia" w:cstheme="minorBidi"/>
+          <w:color w:val="1F2329"/>
+          <w:kern w:val="2"/>
+          <w:sz w:val="24"/>
+          <w:szCs w:val="24"/>
+          <w:lang w:val="en-US" w:eastAsia="zh-CN" w:bidi="ar-SA"/>
+        </w:rPr>
+      </w:pPr>
+      <w:r>
+        <w:rPr>
+          <w:rFonts w:asciiTheme="minorHAnsi" w:hAnsiTheme="minorHAnsi" w:eastAsiaTheme="minorEastAsia" w:cstheme="minorBidi"/>
+          <w:b/>
+          <w:bCs/>
+          <w:color w:val="1F2329"/>
+          <w:kern w:val="2"/>
+          <w:sz w:val="24"/>
+          <w:szCs w:val="24"/>
+          <w:lang w:val="en-US" w:eastAsia="zh-CN" w:bidi="ar-SA"/>
+        </w:rPr>
+        <w:t>答：已签约6000台，计划年底达成10000台订单，一年内冲刺10万台订单。</w:t>
+      </w:r>
+    </w:p>
+    <w:p>
+      <w:pPr>
+        <w:keepNext w:val="0"/>
+        <w:keepLines w:val="0"/>
+        <w:widowControl/>
+        <w:numPr>
+          <w:ilvl w:val="0"/>
+          <w:numId w:val="1"/>
+        </w:numPr>
+        <w:suppressLineNumbers w:val="0"/>
+        <w:pBdr>
+          <w:top w:val="none" w:color="auto" w:sz="0" w:space="0"/>
+          <w:left w:val="none" w:color="auto" w:sz="0" w:space="0"/>
+          <w:bottom w:val="none" w:color="auto" w:sz="0" w:space="0"/>
+          <w:right w:val="none" w:color="auto" w:sz="0" w:space="0"/>
+        </w:pBdr>
+        <w:spacing w:before="0" w:beforeAutospacing="0" w:after="0" w:afterAutospacing="0" w:line="360" w:lineRule="atLeast"/>
+        <w:ind w:left="-60" w:leftChars="-200" w:right="0" w:rightChars="0" w:hanging="360" w:firstLineChars="0"/>
+        <w:jc w:val="left"/>
+        <w:rPr>
+          <w:rFonts w:asciiTheme="minorHAnsi" w:hAnsiTheme="minorHAnsi" w:eastAsiaTheme="minorEastAsia" w:cstheme="minorBidi"/>
+          <w:color w:val="1F2329"/>
+          <w:kern w:val="2"/>
+          <w:sz w:val="24"/>
+          <w:szCs w:val="24"/>
+          <w:lang w:val="en-US" w:eastAsia="zh-CN" w:bidi="ar-SA"/>
+        </w:rPr>
+      </w:pPr>
+      <w:r>
+        <w:rPr>
+          <w:rFonts w:asciiTheme="minorHAnsi" w:hAnsiTheme="minorHAnsi" w:eastAsiaTheme="minorEastAsia" w:cstheme="minorBidi"/>
+          <w:b/>
+          <w:bCs/>
+          <w:color w:val="1F2329"/>
+          <w:kern w:val="2"/>
+          <w:sz w:val="24"/>
+          <w:szCs w:val="24"/>
+          <w:lang w:val="en-US" w:eastAsia="zh-CN" w:bidi="ar-SA"/>
+        </w:rPr>
+        <w:t>问：公司是否有国际业务规划？</w:t>
+      </w:r>
+    </w:p>
+    <w:p>
+      <w:pPr>
+        <w:keepNext w:val="0"/>
+        <w:keepLines w:val="0"/>
+        <w:widowControl/>
+        <w:numPr>
+          <w:ilvl w:val="0"/>
+          <w:numId w:val="0"/>
+        </w:numPr>
+        <w:suppressLineNumbers w:val="0"/>
+        <w:pBdr>
+          <w:top w:val="none" w:color="auto" w:sz="0" w:space="0"/>
+          <w:left w:val="none" w:color="auto" w:sz="0" w:space="0"/>
+          <w:bottom w:val="none" w:color="auto" w:sz="0" w:space="0"/>
+          <w:right w:val="none" w:color="auto" w:sz="0" w:space="0"/>
+        </w:pBdr>
+        <w:spacing w:before="0" w:beforeAutospacing="0" w:after="0" w:afterAutospacing="0" w:line="360" w:lineRule="atLeast"/>
+        <w:ind w:leftChars="-400" w:right="0" w:rightChars="0"/>
+        <w:jc w:val="left"/>
+        <w:rPr>
+          <w:rFonts w:asciiTheme="minorHAnsi" w:hAnsiTheme="minorHAnsi" w:eastAsiaTheme="minorEastAsia" w:cstheme="minorBidi"/>
+          <w:color w:val="1F2329"/>
+          <w:kern w:val="2"/>
+          <w:sz w:val="24"/>
+          <w:szCs w:val="24"/>
+          <w:lang w:val="en-US" w:eastAsia="zh-CN" w:bidi="ar-SA"/>
+        </w:rPr>
+      </w:pPr>
+      <w:r>
+        <w:rPr>
+          <w:rFonts w:asciiTheme="minorHAnsi" w:hAnsiTheme="minorHAnsi" w:eastAsiaTheme="minorEastAsia" w:cstheme="minorBidi"/>
+          <w:b/>
+          <w:bCs/>
+          <w:color w:val="1F2329"/>
+          <w:kern w:val="2"/>
+          <w:sz w:val="24"/>
+          <w:szCs w:val="24"/>
+          <w:lang w:val="en-US" w:eastAsia="zh-CN" w:bidi="ar-SA"/>
+        </w:rPr>
+        <w:t>答：有，未来会开展产品出口业务。</w:t>
+      </w:r>
+    </w:p>
+    <w:p>
+      <w:pPr>
+        <w:keepNext w:val="0"/>
+        <w:keepLines w:val="0"/>
+        <w:widowControl/>
+        <w:numPr>
+          <w:ilvl w:val="0"/>
+          <w:numId w:val="1"/>
+        </w:numPr>
+        <w:suppressLineNumbers w:val="0"/>
+        <w:pBdr>
+          <w:top w:val="none" w:color="auto" w:sz="0" w:space="0"/>
+          <w:left w:val="none" w:color="auto" w:sz="0" w:space="0"/>
+          <w:bottom w:val="none" w:color="auto" w:sz="0" w:space="0"/>
+          <w:right w:val="none" w:color="auto" w:sz="0" w:space="0"/>
+        </w:pBdr>
+        <w:spacing w:before="0" w:beforeAutospacing="0" w:after="0" w:afterAutospacing="0" w:line="360" w:lineRule="atLeast"/>
+        <w:ind w:left="-60" w:leftChars="-200" w:right="0" w:rightChars="0" w:hanging="360" w:firstLineChars="0"/>
+        <w:jc w:val="left"/>
+        <w:rPr>
+          <w:rFonts w:asciiTheme="minorHAnsi" w:hAnsiTheme="minorHAnsi" w:eastAsiaTheme="minorEastAsia" w:cstheme="minorBidi"/>
+          <w:color w:val="1F2329"/>
+          <w:kern w:val="2"/>
+          <w:sz w:val="24"/>
+          <w:szCs w:val="24"/>
+          <w:lang w:val="en-US" w:eastAsia="zh-CN" w:bidi="ar-SA"/>
+        </w:rPr>
+      </w:pPr>
+      <w:r>
+        <w:rPr>
+          <w:rFonts w:asciiTheme="minorHAnsi" w:hAnsiTheme="minorHAnsi" w:eastAsiaTheme="minorEastAsia" w:cstheme="minorBidi"/>
+          <w:b/>
+          <w:bCs/>
+          <w:color w:val="1F2329"/>
+          <w:kern w:val="2"/>
+          <w:sz w:val="24"/>
+          <w:szCs w:val="24"/>
+          <w:lang w:val="en-US" w:eastAsia="zh-CN" w:bidi="ar-SA"/>
+        </w:rPr>
+        <w:t>问：威思瑞公司地址在哪里？</w:t>
+      </w:r>
+    </w:p>
+    <w:p>
+      <w:pPr>
+        <w:keepNext w:val="0"/>
+        <w:keepLines w:val="0"/>
+        <w:widowControl/>
+        <w:numPr>
+          <w:ilvl w:val="0"/>
+          <w:numId w:val="0"/>
+        </w:numPr>
+        <w:suppressLineNumbers w:val="0"/>
+        <w:pBdr>
+          <w:top w:val="none" w:color="auto" w:sz="0" w:space="0"/>
+          <w:left w:val="none" w:color="auto" w:sz="0" w:space="0"/>
+          <w:bottom w:val="none" w:color="auto" w:sz="0" w:space="0"/>
+          <w:right w:val="none" w:color="auto" w:sz="0" w:space="0"/>
+        </w:pBdr>
+        <w:spacing w:before="0" w:beforeAutospacing="0" w:after="0" w:afterAutospacing="0" w:line="360" w:lineRule="atLeast"/>
+        <w:ind w:leftChars="-400" w:right="0" w:rightChars="0"/>
+        <w:jc w:val="left"/>
+        <w:rPr>
+          <w:rFonts w:asciiTheme="minorHAnsi" w:hAnsiTheme="minorHAnsi" w:eastAsiaTheme="minorEastAsia" w:cstheme="minorBidi"/>
+          <w:color w:val="1F2329"/>
+          <w:kern w:val="2"/>
+          <w:sz w:val="24"/>
+          <w:szCs w:val="24"/>
+          <w:lang w:val="en-US" w:eastAsia="zh-CN" w:bidi="ar-SA"/>
+        </w:rPr>
+      </w:pPr>
+      <w:r>
+        <w:rPr>
+          <w:rFonts w:asciiTheme="minorHAnsi" w:hAnsiTheme="minorHAnsi" w:eastAsiaTheme="minorEastAsia" w:cstheme="minorBidi"/>
+          <w:b/>
+          <w:bCs/>
+          <w:color w:val="1F2329"/>
+          <w:kern w:val="2"/>
+          <w:sz w:val="24"/>
+          <w:szCs w:val="24"/>
+          <w:lang w:val="en-US" w:eastAsia="zh-CN" w:bidi="ar-SA"/>
+        </w:rPr>
+        <w:t>答：地址为南京市蓝堡湾花园12栋。</w:t>
+      </w:r>
+    </w:p>
+    <w:p>
+      <w:pPr>
+        <w:keepNext w:val="0"/>
+        <w:keepLines w:val="0"/>
+        <w:widowControl/>
+        <w:numPr>
+          <w:ilvl w:val="0"/>
+          <w:numId w:val="1"/>
+        </w:numPr>
+        <w:suppressLineNumbers w:val="0"/>
+        <w:pBdr>
+          <w:top w:val="none" w:color="auto" w:sz="0" w:space="0"/>
+          <w:left w:val="none" w:color="auto" w:sz="0" w:space="0"/>
+          <w:bottom w:val="none" w:color="auto" w:sz="0" w:space="0"/>
+          <w:right w:val="none" w:color="auto" w:sz="0" w:space="0"/>
+        </w:pBdr>
+        <w:spacing w:before="0" w:beforeAutospacing="0" w:after="0" w:afterAutospacing="0" w:line="360" w:lineRule="atLeast"/>
+        <w:ind w:left="-60" w:leftChars="-200" w:right="0" w:rightChars="0" w:hanging="360" w:firstLineChars="0"/>
+        <w:jc w:val="left"/>
+        <w:rPr>
+          <w:rFonts w:asciiTheme="minorHAnsi" w:hAnsiTheme="minorHAnsi" w:eastAsiaTheme="minorEastAsia" w:cstheme="minorBidi"/>
+          <w:color w:val="1F2329"/>
+          <w:kern w:val="2"/>
+          <w:sz w:val="24"/>
+          <w:szCs w:val="24"/>
+          <w:lang w:val="en-US" w:eastAsia="zh-CN" w:bidi="ar-SA"/>
+        </w:rPr>
+      </w:pPr>
+      <w:r>
+        <w:rPr>
+          <w:rFonts w:asciiTheme="minorHAnsi" w:hAnsiTheme="minorHAnsi" w:eastAsiaTheme="minorEastAsia" w:cstheme="minorBidi"/>
+          <w:b/>
+          <w:bCs/>
+          <w:color w:val="1F2329"/>
+          <w:kern w:val="2"/>
+          <w:sz w:val="24"/>
+          <w:szCs w:val="24"/>
+          <w:lang w:val="en-US" w:eastAsia="zh-CN" w:bidi="ar-SA"/>
+        </w:rPr>
+        <w:t>问：威思瑞联系电话是多少？</w:t>
+      </w:r>
+    </w:p>
+    <w:p>
+      <w:pPr>
+        <w:keepNext w:val="0"/>
+        <w:keepLines w:val="0"/>
+        <w:widowControl/>
+        <w:numPr>
+          <w:ilvl w:val="0"/>
+          <w:numId w:val="0"/>
+        </w:numPr>
+        <w:suppressLineNumbers w:val="0"/>
+        <w:pBdr>
+          <w:top w:val="none" w:color="auto" w:sz="0" w:space="0"/>
+          <w:left w:val="none" w:color="auto" w:sz="0" w:space="0"/>
+          <w:bottom w:val="none" w:color="auto" w:sz="0" w:space="0"/>
+          <w:right w:val="none" w:color="auto" w:sz="0" w:space="0"/>
+        </w:pBdr>
+        <w:spacing w:before="0" w:beforeAutospacing="0" w:after="0" w:afterAutospacing="0" w:line="360" w:lineRule="atLeast"/>
+        <w:ind w:leftChars="-400" w:right="0" w:rightChars="0"/>
+        <w:jc w:val="left"/>
+        <w:rPr>
+          <w:rFonts w:asciiTheme="minorHAnsi" w:hAnsiTheme="minorHAnsi" w:eastAsiaTheme="minorEastAsia" w:cstheme="minorBidi"/>
+          <w:color w:val="1F2329"/>
+          <w:kern w:val="2"/>
+          <w:sz w:val="24"/>
+          <w:szCs w:val="24"/>
+          <w:lang w:val="en-US" w:eastAsia="zh-CN" w:bidi="ar-SA"/>
+        </w:rPr>
+      </w:pPr>
+      <w:r>
+        <w:rPr>
+          <w:rFonts w:asciiTheme="minorHAnsi" w:hAnsiTheme="minorHAnsi" w:eastAsiaTheme="minorEastAsia" w:cstheme="minorBidi"/>
+          <w:b/>
+          <w:bCs/>
+          <w:color w:val="1F2329"/>
+          <w:kern w:val="2"/>
+          <w:sz w:val="24"/>
+          <w:szCs w:val="24"/>
+          <w:lang w:val="en-US" w:eastAsia="zh-CN" w:bidi="ar-SA"/>
+        </w:rPr>
+        <w:t>答：联系电话：18501507342。</w:t>
+      </w:r>
+    </w:p>
+    <w:p>
+      <w:pPr>
+        <w:keepNext w:val="0"/>
+        <w:keepLines w:val="0"/>
+        <w:widowControl/>
+        <w:numPr>
+          <w:ilvl w:val="0"/>
+          <w:numId w:val="1"/>
+        </w:numPr>
+        <w:suppressLineNumbers w:val="0"/>
+        <w:pBdr>
+          <w:top w:val="none" w:color="auto" w:sz="0" w:space="0"/>
+          <w:left w:val="none" w:color="auto" w:sz="0" w:space="0"/>
+          <w:bottom w:val="none" w:color="auto" w:sz="0" w:space="0"/>
+          <w:right w:val="none" w:color="auto" w:sz="0" w:space="0"/>
+        </w:pBdr>
+        <w:spacing w:before="0" w:beforeAutospacing="0" w:after="0" w:afterAutospacing="0" w:line="360" w:lineRule="atLeast"/>
+        <w:ind w:left="-60" w:leftChars="-200" w:right="0" w:rightChars="0" w:hanging="360" w:firstLineChars="0"/>
+        <w:jc w:val="left"/>
+        <w:rPr>
+          <w:rFonts w:asciiTheme="minorHAnsi" w:hAnsiTheme="minorHAnsi" w:eastAsiaTheme="minorEastAsia" w:cstheme="minorBidi"/>
+          <w:color w:val="1F2329"/>
+          <w:kern w:val="2"/>
+          <w:sz w:val="24"/>
+          <w:szCs w:val="24"/>
+          <w:lang w:val="en-US" w:eastAsia="zh-CN" w:bidi="ar-SA"/>
+        </w:rPr>
+      </w:pPr>
+      <w:r>
+        <w:rPr>
+          <w:rFonts w:asciiTheme="minorHAnsi" w:hAnsiTheme="minorHAnsi" w:eastAsiaTheme="minorEastAsia" w:cstheme="minorBidi"/>
+          <w:b/>
+          <w:bCs/>
+          <w:color w:val="1F2329"/>
+          <w:kern w:val="2"/>
+          <w:sz w:val="24"/>
+          <w:szCs w:val="24"/>
+          <w:lang w:val="en-US" w:eastAsia="zh-CN" w:bidi="ar-SA"/>
+        </w:rPr>
+        <w:t>问：威思瑞官方网站是什么？</w:t>
+      </w:r>
+    </w:p>
+    <w:p>
+      <w:pPr>
+        <w:keepNext w:val="0"/>
+        <w:keepLines w:val="0"/>
+        <w:widowControl/>
+        <w:numPr>
+          <w:ilvl w:val="0"/>
+          <w:numId w:val="0"/>
+        </w:numPr>
+        <w:suppressLineNumbers w:val="0"/>
+        <w:pBdr>
+          <w:top w:val="none" w:color="auto" w:sz="0" w:space="0"/>
+          <w:left w:val="none" w:color="auto" w:sz="0" w:space="0"/>
+          <w:bottom w:val="none" w:color="auto" w:sz="0" w:space="0"/>
+          <w:right w:val="none" w:color="auto" w:sz="0" w:space="0"/>
+        </w:pBdr>
+        <w:spacing w:before="0" w:beforeAutospacing="0" w:after="0" w:afterAutospacing="0" w:line="360" w:lineRule="atLeast"/>
+        <w:ind w:leftChars="-400" w:right="0" w:rightChars="0"/>
+        <w:jc w:val="left"/>
+        <w:rPr>
+          <w:rFonts w:asciiTheme="minorHAnsi" w:hAnsiTheme="minorHAnsi" w:eastAsiaTheme="minorEastAsia" w:cstheme="minorBidi"/>
+          <w:color w:val="1F2329"/>
+          <w:kern w:val="2"/>
+          <w:sz w:val="24"/>
+          <w:szCs w:val="24"/>
+          <w:lang w:val="en-US" w:eastAsia="zh-CN" w:bidi="ar-SA"/>
+        </w:rPr>
+      </w:pPr>
+      <w:r>
+        <w:rPr>
+          <w:rFonts w:asciiTheme="minorHAnsi" w:hAnsiTheme="minorHAnsi" w:eastAsiaTheme="minorEastAsia" w:cstheme="minorBidi"/>
+          <w:b/>
+          <w:bCs/>
+          <w:color w:val="1F2329"/>
+          <w:kern w:val="2"/>
+          <w:sz w:val="24"/>
+          <w:szCs w:val="24"/>
+          <w:lang w:val="en-US" w:eastAsia="zh-CN" w:bidi="ar-SA"/>
+        </w:rPr>
+        <w:t>答：官网地址：http://home.wsiri.cn/。</w:t>
+      </w:r>
+    </w:p>
+    <w:p>
+      <w:pPr>
+        <w:keepNext w:val="0"/>
+        <w:keepLines w:val="0"/>
+        <w:widowControl/>
+        <w:numPr>
+          <w:ilvl w:val="0"/>
+          <w:numId w:val="1"/>
+        </w:numPr>
+        <w:suppressLineNumbers w:val="0"/>
+        <w:pBdr>
+          <w:top w:val="none" w:color="auto" w:sz="0" w:space="0"/>
+          <w:left w:val="none" w:color="auto" w:sz="0" w:space="0"/>
+          <w:bottom w:val="none" w:color="auto" w:sz="0" w:space="0"/>
+          <w:right w:val="none" w:color="auto" w:sz="0" w:space="0"/>
+        </w:pBdr>
+        <w:spacing w:before="0" w:beforeAutospacing="0" w:after="0" w:afterAutospacing="0" w:line="360" w:lineRule="atLeast"/>
+        <w:ind w:left="-60" w:leftChars="-200" w:right="0" w:rightChars="0" w:hanging="360" w:firstLineChars="0"/>
+        <w:jc w:val="left"/>
+        <w:rPr>
+          <w:rFonts w:asciiTheme="minorHAnsi" w:hAnsiTheme="minorHAnsi" w:eastAsiaTheme="minorEastAsia" w:cstheme="minorBidi"/>
+          <w:color w:val="1F2329"/>
+          <w:kern w:val="2"/>
+          <w:sz w:val="24"/>
+          <w:szCs w:val="24"/>
+          <w:lang w:val="en-US" w:eastAsia="zh-CN" w:bidi="ar-SA"/>
+        </w:rPr>
+      </w:pPr>
+      <w:r>
+        <w:rPr>
+          <w:rFonts w:asciiTheme="minorHAnsi" w:hAnsiTheme="minorHAnsi" w:eastAsiaTheme="minorEastAsia" w:cstheme="minorBidi"/>
+          <w:b/>
+          <w:bCs/>
+          <w:color w:val="1F2329"/>
+          <w:kern w:val="2"/>
+          <w:sz w:val="24"/>
+          <w:szCs w:val="24"/>
+          <w:lang w:val="en-US" w:eastAsia="zh-CN" w:bidi="ar-SA"/>
+        </w:rPr>
+        <w:t>问：威思瑞联系邮箱是什么？</w:t>
+      </w:r>
+    </w:p>
+    <w:p>
+      <w:pPr>
+        <w:keepNext w:val="0"/>
+        <w:keepLines w:val="0"/>
+        <w:widowControl/>
+        <w:numPr>
+          <w:ilvl w:val="0"/>
+          <w:numId w:val="0"/>
+        </w:numPr>
+        <w:suppressLineNumbers w:val="0"/>
+        <w:pBdr>
+          <w:top w:val="none" w:color="auto" w:sz="0" w:space="0"/>
+          <w:left w:val="none" w:color="auto" w:sz="0" w:space="0"/>
+          <w:bottom w:val="none" w:color="auto" w:sz="0" w:space="0"/>
+          <w:right w:val="none" w:color="auto" w:sz="0" w:space="0"/>
+        </w:pBdr>
+        <w:spacing w:before="0" w:beforeAutospacing="0" w:after="0" w:afterAutospacing="0" w:line="360" w:lineRule="atLeast"/>
+        <w:ind w:leftChars="-400" w:right="0" w:rightChars="0"/>
+        <w:jc w:val="left"/>
+        <w:rPr>
+          <w:rFonts w:asciiTheme="minorHAnsi" w:hAnsiTheme="minorHAnsi" w:eastAsiaTheme="minorEastAsia" w:cstheme="minorBidi"/>
+          <w:color w:val="1F2329"/>
+          <w:kern w:val="2"/>
+          <w:sz w:val="24"/>
+          <w:szCs w:val="24"/>
+          <w:lang w:val="en-US" w:eastAsia="zh-CN" w:bidi="ar-SA"/>
+        </w:rPr>
+      </w:pPr>
+      <w:r>
+        <w:rPr>
+          <w:rFonts w:asciiTheme="minorHAnsi" w:hAnsiTheme="minorHAnsi" w:eastAsiaTheme="minorEastAsia" w:cstheme="minorBidi"/>
+          <w:b/>
+          <w:bCs/>
+          <w:color w:val="1F2329"/>
+          <w:kern w:val="2"/>
+          <w:sz w:val="24"/>
+          <w:szCs w:val="24"/>
+          <w:lang w:val="en-US" w:eastAsia="zh-CN" w:bidi="ar-SA"/>
+        </w:rPr>
+        <w:t>答：邮箱：18501507342@163.com。</w:t>
+      </w:r>
+    </w:p>
+    <w:p>
+      <w:pPr>
+        <w:keepNext w:val="0"/>
+        <w:keepLines w:val="0"/>
+        <w:widowControl/>
+        <w:suppressLineNumbers w:val="0"/>
+        <w:pBdr>
+          <w:top w:val="none" w:color="auto" w:sz="0" w:space="0"/>
+          <w:left w:val="none" w:color="auto" w:sz="0" w:space="0"/>
+          <w:bottom w:val="none" w:color="auto" w:sz="0" w:space="0"/>
+          <w:right w:val="none" w:color="auto" w:sz="0" w:space="0"/>
+        </w:pBdr>
+        <w:spacing w:before="0" w:beforeAutospacing="0" w:after="0" w:afterAutospacing="0" w:line="360" w:lineRule="atLeast"/>
+        <w:ind w:left="0" w:leftChars="0" w:right="0" w:rightChars="0"/>
+        <w:jc w:val="left"/>
+        <w:outlineLvl w:val="1"/>
+        <w:rPr>
+          <w:rFonts w:hint="eastAsia" w:ascii="宋体" w:hAnsi="宋体" w:eastAsia="宋体" w:cs="宋体"/>
+          <w:b/>
+          <w:bCs/>
+          <w:color w:val="1F2329"/>
+          <w:kern w:val="0"/>
+          <w:sz w:val="24"/>
+          <w:szCs w:val="24"/>
+          <w:lang w:val="en-US" w:eastAsia="zh-CN" w:bidi="ar"/>
+        </w:rPr>
+      </w:pPr>
+      <w:r>
+        <w:rPr>
+          <w:rFonts w:hint="eastAsia" w:ascii="宋体" w:hAnsi="宋体" w:eastAsia="宋体" w:cs="宋体"/>
+          <w:b/>
+          <w:bCs/>
+          <w:color w:val="1F2329"/>
+          <w:kern w:val="0"/>
+          <w:sz w:val="24"/>
+          <w:szCs w:val="24"/>
+          <w:lang w:val="en-US" w:eastAsia="zh-CN" w:bidi="ar"/>
+        </w:rPr>
+        <w:t>二、技术介绍</w:t>
+      </w:r>
     </w:p>
     <w:p>
       <w:pPr>
@@ -1699,7 +1778,33 @@
           <w:szCs w:val="24"/>
           <w:lang w:val="en-US" w:eastAsia="zh-CN" w:bidi="ar-SA"/>
         </w:rPr>
-        <w:t>问：威思瑞AI+SAAS解决方案由哪几部分构成？</w:t>
+        <w:t>问：威思瑞AI+</w:t>
+      </w:r>
+      <w:r>
+        <w:rPr>
+          <w:rFonts w:hint="eastAsia" w:cstheme="minorBidi"/>
+          <w:b/>
+          <w:bCs/>
+          <w:color w:val="1F2329"/>
+          <w:kern w:val="2"/>
+          <w:sz w:val="24"/>
+          <w:szCs w:val="24"/>
+          <w:lang w:val="en-US" w:eastAsia="zh-CN" w:bidi="ar-SA"/>
+        </w:rPr>
+        <w:t>硬件</w:t>
+      </w:r>
+      <w:r>
+        <w:rPr>
+          <w:rFonts w:asciiTheme="minorHAnsi" w:hAnsiTheme="minorHAnsi" w:eastAsiaTheme="minorEastAsia" w:cstheme="minorBidi"/>
+          <w:b/>
+          <w:bCs/>
+          <w:color w:val="1F2329"/>
+          <w:kern w:val="2"/>
+          <w:sz w:val="24"/>
+          <w:szCs w:val="24"/>
+          <w:lang w:val="en-US" w:eastAsia="zh-CN" w:bidi="ar-SA"/>
+        </w:rPr>
+        <w:t>解决方案由哪几部分构成？</w:t>
       </w:r>
     </w:p>
     <w:p>
@@ -1741,7 +1846,33 @@
           <w:szCs w:val="24"/>
           <w:lang w:val="en-US" w:eastAsia="zh-CN" w:bidi="ar-SA"/>
         </w:rPr>
-        <w:t>答：由SAAS物联网平台、AI硬件、AI大模型三大板块组成，可实现设备智能联动、远程管理和全场景语音视觉交互。</w:t>
+        <w:t>答：由物联网平台、AI</w:t>
+      </w:r>
+      <w:r>
+        <w:rPr>
+          <w:rFonts w:hint="eastAsia" w:cstheme="minorBidi"/>
+          <w:b/>
+          <w:bCs/>
+          <w:color w:val="1F2329"/>
+          <w:kern w:val="2"/>
+          <w:sz w:val="24"/>
+          <w:szCs w:val="24"/>
+          <w:lang w:val="en-US" w:eastAsia="zh-CN" w:bidi="ar-SA"/>
+        </w:rPr>
+        <w:t>+</w:t>
+      </w:r>
+      <w:r>
+        <w:rPr>
+          <w:rFonts w:asciiTheme="minorHAnsi" w:hAnsiTheme="minorHAnsi" w:eastAsiaTheme="minorEastAsia" w:cstheme="minorBidi"/>
+          <w:b/>
+          <w:bCs/>
+          <w:color w:val="1F2329"/>
+          <w:kern w:val="2"/>
+          <w:sz w:val="24"/>
+          <w:szCs w:val="24"/>
+          <w:lang w:val="en-US" w:eastAsia="zh-CN" w:bidi="ar-SA"/>
+        </w:rPr>
+        <w:t>硬件、AI大模型三大板块组成，可实现设备智能联动、远程管理和全场景语音视觉交互。</w:t>
       </w:r>
     </w:p>
     <w:p>
@@ -5856,7 +5987,33 @@
           <w:szCs w:val="24"/>
           <w:lang w:val="en-US" w:eastAsia="zh-CN" w:bidi="ar-SA"/>
         </w:rPr>
-        <w:t>问：AI+SAAS解决方案包含哪些模块？</w:t>
+        <w:t>问：AI</w:t>
+      </w:r>
+      <w:r>
+        <w:rPr>
+          <w:rFonts w:hint="eastAsia" w:cstheme="minorBidi"/>
+          <w:b/>
+          <w:bCs/>
+          <w:color w:val="1F2329"/>
+          <w:kern w:val="2"/>
+          <w:sz w:val="24"/>
+          <w:szCs w:val="24"/>
+          <w:lang w:val="en-US" w:eastAsia="zh-CN" w:bidi="ar-SA"/>
+        </w:rPr>
+        <w:t>平台</w:t>
+      </w:r>
+      <w:r>
+        <w:rPr>
+          <w:rFonts w:asciiTheme="minorHAnsi" w:hAnsiTheme="minorHAnsi" w:eastAsiaTheme="minorEastAsia" w:cstheme="minorBidi"/>
+          <w:b/>
+          <w:bCs/>
+          <w:color w:val="1F2329"/>
+          <w:kern w:val="2"/>
+          <w:sz w:val="24"/>
+          <w:szCs w:val="24"/>
+          <w:lang w:val="en-US" w:eastAsia="zh-CN" w:bidi="ar-SA"/>
+        </w:rPr>
+        <w:t>解决方案包含哪些模块？</w:t>
       </w:r>
     </w:p>
     <w:p>
@@ -5898,7 +6055,7 @@
           <w:szCs w:val="24"/>
           <w:lang w:val="en-US" w:eastAsia="zh-CN" w:bidi="ar-SA"/>
         </w:rPr>
-        <w:t>答：包含业主小程序、维修工小程序、代理商账号、生产商账号以及SaaS后台管理系统。</w:t>
+        <w:t>答：包含业主小程序、维修工小程序、代理商账号、生产商账号以及后台管理系统。</w:t>
       </w:r>
     </w:p>
     <w:p>
